--- a/docs/лаб2.docx
+++ b/docs/лаб2.docx
@@ -111,7 +111,7 @@
           <w:bCs/>
           <w:szCs w:val="28"/>
         </w:rPr>
-        <w:t>перспективной инженерии</w:t>
+        <w:t>Информационных технологий и кибербезопасности</w:t>
       </w:r>
     </w:p>
     <w:p>
@@ -807,7 +807,16 @@
                 <w:szCs w:val="28"/>
                 <w:u w:val="single"/>
               </w:rPr>
-              <w:t>, Института Перспективной Инженерии</w:t>
+              <w:t xml:space="preserve">, </w:t>
+            </w:r>
+            <w:r>
+              <w:rPr>
+                <w:bCs/>
+                <w:sz w:val="24"/>
+                <w:szCs w:val="24"/>
+                <w:u w:val="single"/>
+              </w:rPr>
+              <w:t>Информационных технологий и кибербезопасности</w:t>
             </w:r>
           </w:p>
           <w:p>
@@ -1295,7 +1304,39 @@
           <w:sz w:val="28"/>
           <w:szCs w:val="28"/>
         </w:rPr>
-        <w:t>Порождающие паттерны (Creational Patterns) — группа паттернов, которые абстрагируют процесс создания объектов. Они решают три класса задач:</w:t>
+        <w:t>Порождающие паттерны (</w:t>
+      </w:r>
+      <w:proofErr w:type="spellStart"/>
+      <w:r>
+        <w:rPr>
+          <w:sz w:val="28"/>
+          <w:szCs w:val="28"/>
+        </w:rPr>
+        <w:t>Creational</w:t>
+      </w:r>
+      <w:proofErr w:type="spellEnd"/>
+      <w:r>
+        <w:rPr>
+          <w:sz w:val="28"/>
+          <w:szCs w:val="28"/>
+        </w:rPr>
+        <w:t xml:space="preserve"> </w:t>
+      </w:r>
+      <w:proofErr w:type="spellStart"/>
+      <w:r>
+        <w:rPr>
+          <w:sz w:val="28"/>
+          <w:szCs w:val="28"/>
+        </w:rPr>
+        <w:t>Patterns</w:t>
+      </w:r>
+      <w:proofErr w:type="spellEnd"/>
+      <w:r>
+        <w:rPr>
+          <w:sz w:val="28"/>
+          <w:szCs w:val="28"/>
+        </w:rPr>
+        <w:t>) — группа паттернов, которые абстрагируют процесс создания объектов. Они решают три класса задач:</w:t>
       </w:r>
     </w:p>
     <w:p>
@@ -1547,7 +1588,23 @@
           <w:sz w:val="28"/>
           <w:szCs w:val="36"/>
         </w:rPr>
-        <w:t>Фабричный метод (Factory Method)</w:t>
+        <w:t xml:space="preserve">Фабричный метод (Factory </w:t>
+      </w:r>
+      <w:proofErr w:type="spellStart"/>
+      <w:r>
+        <w:rPr>
+          <w:sz w:val="28"/>
+          <w:szCs w:val="36"/>
+        </w:rPr>
+        <w:t>Method</w:t>
+      </w:r>
+      <w:proofErr w:type="spellEnd"/>
+      <w:r>
+        <w:rPr>
+          <w:sz w:val="28"/>
+          <w:szCs w:val="36"/>
+        </w:rPr>
+        <w:t>)</w:t>
       </w:r>
     </w:p>
     <w:p>
@@ -1758,7 +1815,23 @@
           <w:sz w:val="28"/>
           <w:szCs w:val="40"/>
         </w:rPr>
-        <w:t> Абстрактная фабрика (Abstract Factory)</w:t>
+        <w:t> Абстрактная фабрика (</w:t>
+      </w:r>
+      <w:proofErr w:type="spellStart"/>
+      <w:r>
+        <w:rPr>
+          <w:sz w:val="28"/>
+          <w:szCs w:val="40"/>
+        </w:rPr>
+        <w:t>Abstract</w:t>
+      </w:r>
+      <w:proofErr w:type="spellEnd"/>
+      <w:r>
+        <w:rPr>
+          <w:sz w:val="28"/>
+          <w:szCs w:val="40"/>
+        </w:rPr>
+        <w:t xml:space="preserve"> Factory)</w:t>
       </w:r>
     </w:p>
     <w:p>
@@ -1928,7 +2001,55 @@
           <w:sz w:val="28"/>
           <w:szCs w:val="40"/>
         </w:rPr>
-        <w:t>Туристическая карта — точки: AttractionPoi, MuseumPoi, ParkPoi.</w:t>
+        <w:t xml:space="preserve">Туристическая карта — точки: </w:t>
+      </w:r>
+      <w:proofErr w:type="spellStart"/>
+      <w:r>
+        <w:rPr>
+          <w:sz w:val="28"/>
+          <w:szCs w:val="40"/>
+        </w:rPr>
+        <w:t>AttractionPoi</w:t>
+      </w:r>
+      <w:proofErr w:type="spellEnd"/>
+      <w:r>
+        <w:rPr>
+          <w:sz w:val="28"/>
+          <w:szCs w:val="40"/>
+        </w:rPr>
+        <w:t xml:space="preserve">, </w:t>
+      </w:r>
+      <w:proofErr w:type="spellStart"/>
+      <w:r>
+        <w:rPr>
+          <w:sz w:val="28"/>
+          <w:szCs w:val="40"/>
+        </w:rPr>
+        <w:t>MuseumPoi</w:t>
+      </w:r>
+      <w:proofErr w:type="spellEnd"/>
+      <w:r>
+        <w:rPr>
+          <w:sz w:val="28"/>
+          <w:szCs w:val="40"/>
+        </w:rPr>
+        <w:t xml:space="preserve">, </w:t>
+      </w:r>
+      <w:proofErr w:type="spellStart"/>
+      <w:r>
+        <w:rPr>
+          <w:sz w:val="28"/>
+          <w:szCs w:val="40"/>
+        </w:rPr>
+        <w:t>ParkPoi</w:t>
+      </w:r>
+      <w:proofErr w:type="spellEnd"/>
+      <w:r>
+        <w:rPr>
+          <w:sz w:val="28"/>
+          <w:szCs w:val="40"/>
+        </w:rPr>
+        <w:t>.</w:t>
       </w:r>
     </w:p>
     <w:p>
@@ -1953,7 +2074,39 @@
           <w:szCs w:val="40"/>
         </w:rPr>
         <w:lastRenderedPageBreak/>
-        <w:t>Гастрономическая карта — точки: RestaurantPoi, CafePoi.</w:t>
+        <w:t xml:space="preserve">Гастрономическая карта — точки: </w:t>
+      </w:r>
+      <w:proofErr w:type="spellStart"/>
+      <w:r>
+        <w:rPr>
+          <w:sz w:val="28"/>
+          <w:szCs w:val="40"/>
+        </w:rPr>
+        <w:t>RestaurantPoi</w:t>
+      </w:r>
+      <w:proofErr w:type="spellEnd"/>
+      <w:r>
+        <w:rPr>
+          <w:sz w:val="28"/>
+          <w:szCs w:val="40"/>
+        </w:rPr>
+        <w:t xml:space="preserve">, </w:t>
+      </w:r>
+      <w:proofErr w:type="spellStart"/>
+      <w:r>
+        <w:rPr>
+          <w:sz w:val="28"/>
+          <w:szCs w:val="40"/>
+        </w:rPr>
+        <w:t>CafePoi</w:t>
+      </w:r>
+      <w:proofErr w:type="spellEnd"/>
+      <w:r>
+        <w:rPr>
+          <w:sz w:val="28"/>
+          <w:szCs w:val="40"/>
+        </w:rPr>
+        <w:t>.</w:t>
       </w:r>
     </w:p>
     <w:p>
@@ -1973,7 +2126,23 @@
           <w:sz w:val="28"/>
           <w:szCs w:val="40"/>
         </w:rPr>
-        <w:t>Абстрактная фабрика IMapThemeFactory создаёт</w:t>
+        <w:t xml:space="preserve">Абстрактная фабрика </w:t>
+      </w:r>
+      <w:proofErr w:type="spellStart"/>
+      <w:r>
+        <w:rPr>
+          <w:sz w:val="28"/>
+          <w:szCs w:val="40"/>
+        </w:rPr>
+        <w:t>IMapThemeFactory</w:t>
+      </w:r>
+      <w:proofErr w:type="spellEnd"/>
+      <w:r>
+        <w:rPr>
+          <w:sz w:val="28"/>
+          <w:szCs w:val="40"/>
+        </w:rPr>
+        <w:t xml:space="preserve"> создаёт</w:t>
       </w:r>
       <w:r>
         <w:rPr>
@@ -2076,12 +2245,21 @@
           <w:szCs w:val="44"/>
         </w:rPr>
       </w:pPr>
+      <w:proofErr w:type="spellStart"/>
       <w:r>
         <w:rPr>
           <w:sz w:val="28"/>
           <w:szCs w:val="44"/>
         </w:rPr>
-        <w:t xml:space="preserve">IMapFactory — абстрактная фабрика (создаёт семейство: точку </w:t>
+        <w:t>IMapFactory</w:t>
+      </w:r>
+      <w:proofErr w:type="spellEnd"/>
+      <w:r>
+        <w:rPr>
+          <w:sz w:val="28"/>
+          <w:szCs w:val="44"/>
+        </w:rPr>
+        <w:t xml:space="preserve"> — абстрактная фабрика (создаёт семейство: точку </w:t>
       </w:r>
       <w:r>
         <w:rPr>
@@ -2119,7 +2297,71 @@
           <w:sz w:val="28"/>
           <w:szCs w:val="44"/>
         </w:rPr>
-        <w:t>Конкретные фабрики TouristMapFactory, FoodMapFactory — реализуют фабричные методы CreatePoi(...) и CreateDescription(...).</w:t>
+        <w:t xml:space="preserve">Конкретные фабрики </w:t>
+      </w:r>
+      <w:proofErr w:type="spellStart"/>
+      <w:r>
+        <w:rPr>
+          <w:sz w:val="28"/>
+          <w:szCs w:val="44"/>
+        </w:rPr>
+        <w:t>TouristMapFactory</w:t>
+      </w:r>
+      <w:proofErr w:type="spellEnd"/>
+      <w:r>
+        <w:rPr>
+          <w:sz w:val="28"/>
+          <w:szCs w:val="44"/>
+        </w:rPr>
+        <w:t xml:space="preserve">, </w:t>
+      </w:r>
+      <w:proofErr w:type="spellStart"/>
+      <w:r>
+        <w:rPr>
+          <w:sz w:val="28"/>
+          <w:szCs w:val="44"/>
+        </w:rPr>
+        <w:t>FoodMapFactory</w:t>
+      </w:r>
+      <w:proofErr w:type="spellEnd"/>
+      <w:r>
+        <w:rPr>
+          <w:sz w:val="28"/>
+          <w:szCs w:val="44"/>
+        </w:rPr>
+        <w:t xml:space="preserve"> — реализуют фабричные методы </w:t>
+      </w:r>
+      <w:proofErr w:type="spellStart"/>
+      <w:r>
+        <w:rPr>
+          <w:sz w:val="28"/>
+          <w:szCs w:val="44"/>
+        </w:rPr>
+        <w:t>CreatePoi</w:t>
+      </w:r>
+      <w:proofErr w:type="spellEnd"/>
+      <w:r>
+        <w:rPr>
+          <w:sz w:val="28"/>
+          <w:szCs w:val="44"/>
+        </w:rPr>
+        <w:t xml:space="preserve">(...) и </w:t>
+      </w:r>
+      <w:proofErr w:type="spellStart"/>
+      <w:r>
+        <w:rPr>
+          <w:sz w:val="28"/>
+          <w:szCs w:val="44"/>
+        </w:rPr>
+        <w:t>CreateDescription</w:t>
+      </w:r>
+      <w:proofErr w:type="spellEnd"/>
+      <w:r>
+        <w:rPr>
+          <w:sz w:val="28"/>
+          <w:szCs w:val="44"/>
+        </w:rPr>
+        <w:t>(...).</w:t>
       </w:r>
     </w:p>
     <w:p>
@@ -2149,6 +2391,7 @@
       </w:pPr>
       <w:r>
         <w:rPr>
+          <w:noProof/>
           <w:szCs w:val="44"/>
         </w:rPr>
         <w:drawing>
@@ -2238,7 +2481,21 @@
         <w:rPr>
           <w:szCs w:val="28"/>
         </w:rPr>
-        <w:t>/// &lt;summary&gt;</w:t>
+        <w:t>/// &lt;</w:t>
+      </w:r>
+      <w:proofErr w:type="spellStart"/>
+      <w:r>
+        <w:rPr>
+          <w:szCs w:val="28"/>
+        </w:rPr>
+        <w:t>summary</w:t>
+      </w:r>
+      <w:proofErr w:type="spellEnd"/>
+      <w:r>
+        <w:rPr>
+          <w:szCs w:val="28"/>
+        </w:rPr>
+        <w:t>&gt;</w:t>
       </w:r>
     </w:p>
     <w:p>
@@ -2272,7 +2529,21 @@
         <w:rPr>
           <w:szCs w:val="28"/>
         </w:rPr>
-        <w:t>/// &lt;/summary&gt;</w:t>
+        <w:t>/// &lt;/</w:t>
+      </w:r>
+      <w:proofErr w:type="spellStart"/>
+      <w:r>
+        <w:rPr>
+          <w:szCs w:val="28"/>
+        </w:rPr>
+        <w:t>summary</w:t>
+      </w:r>
+      <w:proofErr w:type="spellEnd"/>
+      <w:r>
+        <w:rPr>
+          <w:szCs w:val="28"/>
+        </w:rPr>
+        <w:t>&gt;</w:t>
       </w:r>
     </w:p>
     <w:p>
@@ -2291,8 +2562,17 @@
           <w:szCs w:val="28"/>
           <w:lang w:val="en-US"/>
         </w:rPr>
-        <w:t>public interface IMapFactory</w:t>
-      </w:r>
+        <w:t xml:space="preserve">public interface </w:t>
+      </w:r>
+      <w:proofErr w:type="spellStart"/>
+      <w:r>
+        <w:rPr>
+          <w:szCs w:val="28"/>
+          <w:lang w:val="en-US"/>
+        </w:rPr>
+        <w:t>IMapFactory</w:t>
+      </w:r>
+      <w:proofErr w:type="spellEnd"/>
     </w:p>
     <w:p>
       <w:pPr>
@@ -2413,15 +2693,40 @@
           <w:szCs w:val="28"/>
           <w:lang w:val="en-US"/>
         </w:rPr>
-        <w:t xml:space="preserve">    IPointOfInterest </w:t>
-      </w:r>
+        <w:t xml:space="preserve">    </w:t>
+      </w:r>
+      <w:proofErr w:type="spellStart"/>
+      <w:r>
+        <w:rPr>
+          <w:szCs w:val="28"/>
+          <w:lang w:val="en-US"/>
+        </w:rPr>
+        <w:t>IPointOfInterest</w:t>
+      </w:r>
+      <w:proofErr w:type="spellEnd"/>
+      <w:r>
+        <w:rPr>
+          <w:szCs w:val="28"/>
+          <w:lang w:val="en-US"/>
+        </w:rPr>
+        <w:t xml:space="preserve"> </w:t>
+      </w:r>
+      <w:proofErr w:type="spellStart"/>
       <w:proofErr w:type="gramStart"/>
       <w:r>
         <w:rPr>
           <w:szCs w:val="28"/>
           <w:lang w:val="en-US"/>
         </w:rPr>
-        <w:t>CreatePoi(</w:t>
+        <w:t>CreatePoi</w:t>
+      </w:r>
+      <w:proofErr w:type="spellEnd"/>
+      <w:r>
+        <w:rPr>
+          <w:szCs w:val="28"/>
+          <w:lang w:val="en-US"/>
+        </w:rPr>
+        <w:t>(</w:t>
       </w:r>
       <w:proofErr w:type="gramEnd"/>
       <w:r>
@@ -2543,15 +2848,40 @@
           <w:szCs w:val="28"/>
           <w:lang w:val="en-US"/>
         </w:rPr>
-        <w:t xml:space="preserve">    IPoiDescription </w:t>
-      </w:r>
+        <w:t xml:space="preserve">    </w:t>
+      </w:r>
+      <w:proofErr w:type="spellStart"/>
+      <w:r>
+        <w:rPr>
+          <w:szCs w:val="28"/>
+          <w:lang w:val="en-US"/>
+        </w:rPr>
+        <w:t>IPoiDescription</w:t>
+      </w:r>
+      <w:proofErr w:type="spellEnd"/>
+      <w:r>
+        <w:rPr>
+          <w:szCs w:val="28"/>
+          <w:lang w:val="en-US"/>
+        </w:rPr>
+        <w:t xml:space="preserve"> </w:t>
+      </w:r>
+      <w:proofErr w:type="spellStart"/>
       <w:proofErr w:type="gramStart"/>
       <w:r>
         <w:rPr>
           <w:szCs w:val="28"/>
           <w:lang w:val="en-US"/>
         </w:rPr>
-        <w:t>CreateDescription(</w:t>
+        <w:t>CreateDescription</w:t>
+      </w:r>
+      <w:proofErr w:type="spellEnd"/>
+      <w:r>
+        <w:rPr>
+          <w:szCs w:val="28"/>
+          <w:lang w:val="en-US"/>
+        </w:rPr>
+        <w:t>(</w:t>
       </w:r>
       <w:proofErr w:type="gramEnd"/>
       <w:r>
@@ -2570,11 +2900,13 @@
         <w:jc w:val="both"/>
         <w:rPr>
           <w:szCs w:val="28"/>
-        </w:rPr>
-      </w:pPr>
-      <w:r>
-        <w:rPr>
-          <w:szCs w:val="28"/>
+          <w:lang w:val="en-US"/>
+        </w:rPr>
+      </w:pPr>
+      <w:r>
+        <w:rPr>
+          <w:szCs w:val="28"/>
+          <w:lang w:val="en-US"/>
         </w:rPr>
         <w:t>}</w:t>
       </w:r>
@@ -2587,13 +2919,53 @@
         <w:jc w:val="both"/>
         <w:rPr>
           <w:szCs w:val="28"/>
-        </w:rPr>
-      </w:pPr>
-      <w:r>
-        <w:rPr>
-          <w:szCs w:val="28"/>
-        </w:rPr>
-        <w:t>Интерфейсы описания и точек</w:t>
+          <w:lang w:val="en-US"/>
+        </w:rPr>
+      </w:pPr>
+      <w:r>
+        <w:rPr>
+          <w:szCs w:val="28"/>
+        </w:rPr>
+        <w:t>Интерфейсы</w:t>
+      </w:r>
+      <w:r>
+        <w:rPr>
+          <w:szCs w:val="28"/>
+          <w:lang w:val="en-US"/>
+        </w:rPr>
+        <w:t xml:space="preserve"> </w:t>
+      </w:r>
+      <w:r>
+        <w:rPr>
+          <w:szCs w:val="28"/>
+        </w:rPr>
+        <w:t>описания</w:t>
+      </w:r>
+      <w:r>
+        <w:rPr>
+          <w:szCs w:val="28"/>
+          <w:lang w:val="en-US"/>
+        </w:rPr>
+        <w:t xml:space="preserve"> </w:t>
+      </w:r>
+      <w:r>
+        <w:rPr>
+          <w:szCs w:val="28"/>
+        </w:rPr>
+        <w:t>и</w:t>
+      </w:r>
+      <w:r>
+        <w:rPr>
+          <w:szCs w:val="28"/>
+          <w:lang w:val="en-US"/>
+        </w:rPr>
+        <w:t xml:space="preserve"> </w:t>
+      </w:r>
+      <w:r>
+        <w:rPr>
+          <w:szCs w:val="28"/>
+        </w:rPr>
+        <w:t>точек</w:t>
       </w:r>
     </w:p>
     <w:p>
@@ -2612,8 +2984,17 @@
           <w:szCs w:val="28"/>
           <w:lang w:val="en-US"/>
         </w:rPr>
-        <w:t>public interface IPointOfInterest</w:t>
-      </w:r>
+        <w:t xml:space="preserve">public interface </w:t>
+      </w:r>
+      <w:proofErr w:type="spellStart"/>
+      <w:r>
+        <w:rPr>
+          <w:szCs w:val="28"/>
+          <w:lang w:val="en-US"/>
+        </w:rPr>
+        <w:t>IPointOfInterest</w:t>
+      </w:r>
+      <w:proofErr w:type="spellEnd"/>
     </w:p>
     <w:p>
       <w:pPr>
@@ -2678,7 +3059,23 @@
           <w:szCs w:val="28"/>
           <w:lang w:val="en-US"/>
         </w:rPr>
-        <w:t xml:space="preserve">    Coordinate Coordinate </w:t>
+        <w:t xml:space="preserve">    Coordinate </w:t>
+      </w:r>
+      <w:proofErr w:type="spellStart"/>
+      <w:r>
+        <w:rPr>
+          <w:szCs w:val="28"/>
+          <w:lang w:val="en-US"/>
+        </w:rPr>
+        <w:t>Coordinate</w:t>
+      </w:r>
+      <w:proofErr w:type="spellEnd"/>
+      <w:r>
+        <w:rPr>
+          <w:szCs w:val="28"/>
+          <w:lang w:val="en-US"/>
+        </w:rPr>
+        <w:t xml:space="preserve"> </w:t>
       </w:r>
       <w:proofErr w:type="gramStart"/>
       <w:r>
@@ -2762,7 +3159,23 @@
           <w:szCs w:val="28"/>
           <w:lang w:val="en-US"/>
         </w:rPr>
-        <w:t xml:space="preserve">    string OpeningHours </w:t>
+        <w:t xml:space="preserve">    string </w:t>
+      </w:r>
+      <w:proofErr w:type="spellStart"/>
+      <w:r>
+        <w:rPr>
+          <w:szCs w:val="28"/>
+          <w:lang w:val="en-US"/>
+        </w:rPr>
+        <w:t>OpeningHours</w:t>
+      </w:r>
+      <w:proofErr w:type="spellEnd"/>
+      <w:r>
+        <w:rPr>
+          <w:szCs w:val="28"/>
+          <w:lang w:val="en-US"/>
+        </w:rPr>
+        <w:t xml:space="preserve"> </w:t>
       </w:r>
       <w:proofErr w:type="gramStart"/>
       <w:r>
@@ -2809,8 +3222,17 @@
           <w:szCs w:val="28"/>
           <w:lang w:val="en-US"/>
         </w:rPr>
-        <w:t>public interface IPoiDescription</w:t>
-      </w:r>
+        <w:t xml:space="preserve">public interface </w:t>
+      </w:r>
+      <w:proofErr w:type="spellStart"/>
+      <w:r>
+        <w:rPr>
+          <w:szCs w:val="28"/>
+          <w:lang w:val="en-US"/>
+        </w:rPr>
+        <w:t>IPoiDescription</w:t>
+      </w:r>
+      <w:proofErr w:type="spellEnd"/>
     </w:p>
     <w:p>
       <w:pPr>
@@ -2898,13 +3320,27 @@
         <w:jc w:val="both"/>
         <w:rPr>
           <w:szCs w:val="28"/>
-        </w:rPr>
-      </w:pPr>
-      <w:r>
-        <w:rPr>
-          <w:szCs w:val="28"/>
-        </w:rPr>
-        <w:t>Реализация точек</w:t>
+          <w:lang w:val="en-US"/>
+        </w:rPr>
+      </w:pPr>
+      <w:r>
+        <w:rPr>
+          <w:szCs w:val="28"/>
+        </w:rPr>
+        <w:t>Реализация</w:t>
+      </w:r>
+      <w:r>
+        <w:rPr>
+          <w:szCs w:val="28"/>
+          <w:lang w:val="en-US"/>
+        </w:rPr>
+        <w:t xml:space="preserve"> </w:t>
+      </w:r>
+      <w:r>
+        <w:rPr>
+          <w:szCs w:val="28"/>
+        </w:rPr>
+        <w:t>точек</w:t>
       </w:r>
     </w:p>
     <w:p>
@@ -2915,11 +3351,13 @@
         <w:jc w:val="both"/>
         <w:rPr>
           <w:szCs w:val="28"/>
-        </w:rPr>
-      </w:pPr>
-      <w:r>
-        <w:rPr>
-          <w:szCs w:val="28"/>
+          <w:lang w:val="en-US"/>
+        </w:rPr>
+      </w:pPr>
+      <w:r>
+        <w:rPr>
+          <w:szCs w:val="28"/>
+          <w:lang w:val="en-US"/>
         </w:rPr>
         <w:t>/// &lt;summary&gt;</w:t>
       </w:r>
@@ -2955,7 +3393,21 @@
         <w:rPr>
           <w:szCs w:val="28"/>
         </w:rPr>
-        <w:t>/// &lt;/summary&gt;</w:t>
+        <w:t>/// &lt;/</w:t>
+      </w:r>
+      <w:proofErr w:type="spellStart"/>
+      <w:r>
+        <w:rPr>
+          <w:szCs w:val="28"/>
+        </w:rPr>
+        <w:t>summary</w:t>
+      </w:r>
+      <w:proofErr w:type="spellEnd"/>
+      <w:r>
+        <w:rPr>
+          <w:szCs w:val="28"/>
+        </w:rPr>
+        <w:t>&gt;</w:t>
       </w:r>
     </w:p>
     <w:p>
@@ -2976,13 +3428,22 @@
         </w:rPr>
         <w:t xml:space="preserve">public sealed class </w:t>
       </w:r>
+      <w:proofErr w:type="spellStart"/>
       <w:proofErr w:type="gramStart"/>
       <w:r>
         <w:rPr>
           <w:szCs w:val="28"/>
           <w:lang w:val="en-US"/>
         </w:rPr>
-        <w:t>FoodPointOfInterest :</w:t>
+        <w:t>FoodPointOfInterest</w:t>
+      </w:r>
+      <w:proofErr w:type="spellEnd"/>
+      <w:r>
+        <w:rPr>
+          <w:szCs w:val="28"/>
+          <w:lang w:val="en-US"/>
+        </w:rPr>
+        <w:t xml:space="preserve"> :</w:t>
       </w:r>
       <w:proofErr w:type="gramEnd"/>
       <w:r>
@@ -2990,8 +3451,17 @@
           <w:szCs w:val="28"/>
           <w:lang w:val="en-US"/>
         </w:rPr>
-        <w:t xml:space="preserve"> IPointOfInterest</w:t>
-      </w:r>
+        <w:t xml:space="preserve"> </w:t>
+      </w:r>
+      <w:proofErr w:type="spellStart"/>
+      <w:r>
+        <w:rPr>
+          <w:szCs w:val="28"/>
+          <w:lang w:val="en-US"/>
+        </w:rPr>
+        <w:t>IPointOfInterest</w:t>
+      </w:r>
+      <w:proofErr w:type="spellEnd"/>
     </w:p>
     <w:p>
       <w:pPr>
@@ -3056,7 +3526,23 @@
           <w:szCs w:val="28"/>
           <w:lang w:val="en-US"/>
         </w:rPr>
-        <w:t xml:space="preserve">    public Coordinate Coordinate </w:t>
+        <w:t xml:space="preserve">    public Coordinate </w:t>
+      </w:r>
+      <w:proofErr w:type="spellStart"/>
+      <w:r>
+        <w:rPr>
+          <w:szCs w:val="28"/>
+          <w:lang w:val="en-US"/>
+        </w:rPr>
+        <w:t>Coordinate</w:t>
+      </w:r>
+      <w:proofErr w:type="spellEnd"/>
+      <w:r>
+        <w:rPr>
+          <w:szCs w:val="28"/>
+          <w:lang w:val="en-US"/>
+        </w:rPr>
+        <w:t xml:space="preserve"> </w:t>
       </w:r>
       <w:proofErr w:type="gramStart"/>
       <w:r>
@@ -3135,7 +3621,23 @@
           <w:szCs w:val="28"/>
           <w:lang w:val="en-US"/>
         </w:rPr>
-        <w:t xml:space="preserve">    public string OpeningHours =&gt; "10:00–23:00";</w:t>
+        <w:t xml:space="preserve">    public string </w:t>
+      </w:r>
+      <w:proofErr w:type="spellStart"/>
+      <w:r>
+        <w:rPr>
+          <w:szCs w:val="28"/>
+          <w:lang w:val="en-US"/>
+        </w:rPr>
+        <w:t>OpeningHours</w:t>
+      </w:r>
+      <w:proofErr w:type="spellEnd"/>
+      <w:r>
+        <w:rPr>
+          <w:szCs w:val="28"/>
+          <w:lang w:val="en-US"/>
+        </w:rPr>
+        <w:t xml:space="preserve"> =&gt; "10:00–23:00";</w:t>
       </w:r>
     </w:p>
     <w:p>
@@ -3168,13 +3670,22 @@
         </w:rPr>
         <w:t xml:space="preserve">    public </w:t>
       </w:r>
+      <w:proofErr w:type="spellStart"/>
       <w:proofErr w:type="gramStart"/>
       <w:r>
         <w:rPr>
           <w:szCs w:val="28"/>
           <w:lang w:val="en-US"/>
         </w:rPr>
-        <w:t>FoodPointOfInterest(</w:t>
+        <w:t>FoodPointOfInterest</w:t>
+      </w:r>
+      <w:proofErr w:type="spellEnd"/>
+      <w:r>
+        <w:rPr>
+          <w:szCs w:val="28"/>
+          <w:lang w:val="en-US"/>
+        </w:rPr>
+        <w:t>(</w:t>
       </w:r>
       <w:proofErr w:type="gramEnd"/>
       <w:r>
@@ -3311,13 +3822,22 @@
         </w:rPr>
         <w:t xml:space="preserve">public sealed class </w:t>
       </w:r>
+      <w:proofErr w:type="spellStart"/>
       <w:proofErr w:type="gramStart"/>
       <w:r>
         <w:rPr>
           <w:szCs w:val="28"/>
           <w:lang w:val="en-US"/>
         </w:rPr>
-        <w:t>FoodDescription :</w:t>
+        <w:t>FoodDescription</w:t>
+      </w:r>
+      <w:proofErr w:type="spellEnd"/>
+      <w:r>
+        <w:rPr>
+          <w:szCs w:val="28"/>
+          <w:lang w:val="en-US"/>
+        </w:rPr>
+        <w:t xml:space="preserve"> :</w:t>
       </w:r>
       <w:proofErr w:type="gramEnd"/>
       <w:r>
@@ -3325,8 +3845,17 @@
           <w:szCs w:val="28"/>
           <w:lang w:val="en-US"/>
         </w:rPr>
-        <w:t xml:space="preserve"> IPoiDescription</w:t>
-      </w:r>
+        <w:t xml:space="preserve"> </w:t>
+      </w:r>
+      <w:proofErr w:type="spellStart"/>
+      <w:r>
+        <w:rPr>
+          <w:szCs w:val="28"/>
+          <w:lang w:val="en-US"/>
+        </w:rPr>
+        <w:t>IPoiDescription</w:t>
+      </w:r>
+      <w:proofErr w:type="spellEnd"/>
     </w:p>
     <w:p>
       <w:pPr>
@@ -3405,13 +3934,22 @@
         </w:rPr>
         <w:t xml:space="preserve">    public </w:t>
       </w:r>
+      <w:proofErr w:type="spellStart"/>
       <w:proofErr w:type="gramStart"/>
       <w:r>
         <w:rPr>
           <w:szCs w:val="28"/>
           <w:lang w:val="en-US"/>
         </w:rPr>
-        <w:t>FoodDescription(</w:t>
+        <w:t>FoodDescription</w:t>
+      </w:r>
+      <w:proofErr w:type="spellEnd"/>
+      <w:r>
+        <w:rPr>
+          <w:szCs w:val="28"/>
+          <w:lang w:val="en-US"/>
+        </w:rPr>
+        <w:t>(</w:t>
       </w:r>
       <w:proofErr w:type="gramEnd"/>
       <w:r>
@@ -3460,7 +3998,21 @@
         <w:rPr>
           <w:szCs w:val="28"/>
         </w:rPr>
-        <w:t xml:space="preserve">        Content = $"Кулинарное описание: {name} — популярное место с авторской кухней.";</w:t>
+        <w:t xml:space="preserve">        Content = $"Кулинарное описание: {</w:t>
+      </w:r>
+      <w:proofErr w:type="spellStart"/>
+      <w:r>
+        <w:rPr>
+          <w:szCs w:val="28"/>
+        </w:rPr>
+        <w:t>name</w:t>
+      </w:r>
+      <w:proofErr w:type="spellEnd"/>
+      <w:r>
+        <w:rPr>
+          <w:szCs w:val="28"/>
+        </w:rPr>
+        <w:t>} — популярное место с авторской кухней.";</w:t>
       </w:r>
     </w:p>
     <w:p>
@@ -3511,7 +4063,21 @@
         <w:rPr>
           <w:szCs w:val="28"/>
         </w:rPr>
-        <w:t>/// &lt;summary&gt;</w:t>
+        <w:t>/// &lt;</w:t>
+      </w:r>
+      <w:proofErr w:type="spellStart"/>
+      <w:r>
+        <w:rPr>
+          <w:szCs w:val="28"/>
+        </w:rPr>
+        <w:t>summary</w:t>
+      </w:r>
+      <w:proofErr w:type="spellEnd"/>
+      <w:r>
+        <w:rPr>
+          <w:szCs w:val="28"/>
+        </w:rPr>
+        <w:t>&gt;</w:t>
       </w:r>
     </w:p>
     <w:p>
@@ -3545,7 +4111,21 @@
         <w:rPr>
           <w:szCs w:val="28"/>
         </w:rPr>
-        <w:t>/// &lt;/summary&gt;</w:t>
+        <w:t>/// &lt;/</w:t>
+      </w:r>
+      <w:proofErr w:type="spellStart"/>
+      <w:r>
+        <w:rPr>
+          <w:szCs w:val="28"/>
+        </w:rPr>
+        <w:t>summary</w:t>
+      </w:r>
+      <w:proofErr w:type="spellEnd"/>
+      <w:r>
+        <w:rPr>
+          <w:szCs w:val="28"/>
+        </w:rPr>
+        <w:t>&gt;</w:t>
       </w:r>
     </w:p>
     <w:p>
@@ -3566,13 +4146,22 @@
         </w:rPr>
         <w:t xml:space="preserve">public sealed class </w:t>
       </w:r>
+      <w:proofErr w:type="spellStart"/>
       <w:proofErr w:type="gramStart"/>
       <w:r>
         <w:rPr>
           <w:szCs w:val="28"/>
           <w:lang w:val="en-US"/>
         </w:rPr>
-        <w:t>TouristPointOfInterest :</w:t>
+        <w:t>TouristPointOfInterest</w:t>
+      </w:r>
+      <w:proofErr w:type="spellEnd"/>
+      <w:r>
+        <w:rPr>
+          <w:szCs w:val="28"/>
+          <w:lang w:val="en-US"/>
+        </w:rPr>
+        <w:t xml:space="preserve"> :</w:t>
       </w:r>
       <w:proofErr w:type="gramEnd"/>
       <w:r>
@@ -3580,8 +4169,17 @@
           <w:szCs w:val="28"/>
           <w:lang w:val="en-US"/>
         </w:rPr>
-        <w:t xml:space="preserve"> IPointOfInterest</w:t>
-      </w:r>
+        <w:t xml:space="preserve"> </w:t>
+      </w:r>
+      <w:proofErr w:type="spellStart"/>
+      <w:r>
+        <w:rPr>
+          <w:szCs w:val="28"/>
+          <w:lang w:val="en-US"/>
+        </w:rPr>
+        <w:t>IPointOfInterest</w:t>
+      </w:r>
+      <w:proofErr w:type="spellEnd"/>
     </w:p>
     <w:p>
       <w:pPr>
@@ -3646,7 +4244,23 @@
           <w:szCs w:val="28"/>
           <w:lang w:val="en-US"/>
         </w:rPr>
-        <w:t xml:space="preserve">    public Coordinate Coordinate </w:t>
+        <w:t xml:space="preserve">    public Coordinate </w:t>
+      </w:r>
+      <w:proofErr w:type="spellStart"/>
+      <w:r>
+        <w:rPr>
+          <w:szCs w:val="28"/>
+          <w:lang w:val="en-US"/>
+        </w:rPr>
+        <w:t>Coordinate</w:t>
+      </w:r>
+      <w:proofErr w:type="spellEnd"/>
+      <w:r>
+        <w:rPr>
+          <w:szCs w:val="28"/>
+          <w:lang w:val="en-US"/>
+        </w:rPr>
+        <w:t xml:space="preserve"> </w:t>
       </w:r>
       <w:proofErr w:type="gramStart"/>
       <w:r>
@@ -3725,7 +4339,23 @@
           <w:szCs w:val="28"/>
           <w:lang w:val="en-US"/>
         </w:rPr>
-        <w:t xml:space="preserve">    public string OpeningHours =&gt; "09:00–18:00";</w:t>
+        <w:t xml:space="preserve">    public string </w:t>
+      </w:r>
+      <w:proofErr w:type="spellStart"/>
+      <w:r>
+        <w:rPr>
+          <w:szCs w:val="28"/>
+          <w:lang w:val="en-US"/>
+        </w:rPr>
+        <w:t>OpeningHours</w:t>
+      </w:r>
+      <w:proofErr w:type="spellEnd"/>
+      <w:r>
+        <w:rPr>
+          <w:szCs w:val="28"/>
+          <w:lang w:val="en-US"/>
+        </w:rPr>
+        <w:t xml:space="preserve"> =&gt; "09:00–18:00";</w:t>
       </w:r>
     </w:p>
     <w:p>
@@ -3758,13 +4388,22 @@
         </w:rPr>
         <w:t xml:space="preserve">    public </w:t>
       </w:r>
+      <w:proofErr w:type="spellStart"/>
       <w:proofErr w:type="gramStart"/>
       <w:r>
         <w:rPr>
           <w:szCs w:val="28"/>
           <w:lang w:val="en-US"/>
         </w:rPr>
-        <w:t>TouristPointOfInterest(</w:t>
+        <w:t>TouristPointOfInterest</w:t>
+      </w:r>
+      <w:proofErr w:type="spellEnd"/>
+      <w:r>
+        <w:rPr>
+          <w:szCs w:val="28"/>
+          <w:lang w:val="en-US"/>
+        </w:rPr>
+        <w:t>(</w:t>
       </w:r>
       <w:proofErr w:type="gramEnd"/>
       <w:r>
@@ -3933,7 +4572,21 @@
         <w:rPr>
           <w:szCs w:val="28"/>
         </w:rPr>
-        <w:t>/// &lt;/summary&gt;</w:t>
+        <w:t>/// &lt;/</w:t>
+      </w:r>
+      <w:proofErr w:type="spellStart"/>
+      <w:r>
+        <w:rPr>
+          <w:szCs w:val="28"/>
+        </w:rPr>
+        <w:t>summary</w:t>
+      </w:r>
+      <w:proofErr w:type="spellEnd"/>
+      <w:r>
+        <w:rPr>
+          <w:szCs w:val="28"/>
+        </w:rPr>
+        <w:t>&gt;</w:t>
       </w:r>
     </w:p>
     <w:p>
@@ -3954,13 +4607,22 @@
         </w:rPr>
         <w:t xml:space="preserve">public sealed class </w:t>
       </w:r>
+      <w:proofErr w:type="spellStart"/>
       <w:proofErr w:type="gramStart"/>
       <w:r>
         <w:rPr>
           <w:szCs w:val="28"/>
           <w:lang w:val="en-US"/>
         </w:rPr>
-        <w:t>TouristDescription :</w:t>
+        <w:t>TouristDescription</w:t>
+      </w:r>
+      <w:proofErr w:type="spellEnd"/>
+      <w:r>
+        <w:rPr>
+          <w:szCs w:val="28"/>
+          <w:lang w:val="en-US"/>
+        </w:rPr>
+        <w:t xml:space="preserve"> :</w:t>
       </w:r>
       <w:proofErr w:type="gramEnd"/>
       <w:r>
@@ -3968,8 +4630,17 @@
           <w:szCs w:val="28"/>
           <w:lang w:val="en-US"/>
         </w:rPr>
-        <w:t xml:space="preserve"> IPoiDescription</w:t>
-      </w:r>
+        <w:t xml:space="preserve"> </w:t>
+      </w:r>
+      <w:proofErr w:type="spellStart"/>
+      <w:r>
+        <w:rPr>
+          <w:szCs w:val="28"/>
+          <w:lang w:val="en-US"/>
+        </w:rPr>
+        <w:t>IPoiDescription</w:t>
+      </w:r>
+      <w:proofErr w:type="spellEnd"/>
     </w:p>
     <w:p>
       <w:pPr>
@@ -4048,13 +4719,22 @@
         </w:rPr>
         <w:t xml:space="preserve">    public </w:t>
       </w:r>
+      <w:proofErr w:type="spellStart"/>
       <w:proofErr w:type="gramStart"/>
       <w:r>
         <w:rPr>
           <w:szCs w:val="28"/>
           <w:lang w:val="en-US"/>
         </w:rPr>
-        <w:t>TouristDescription(</w:t>
+        <w:t>TouristDescription</w:t>
+      </w:r>
+      <w:proofErr w:type="spellEnd"/>
+      <w:r>
+        <w:rPr>
+          <w:szCs w:val="28"/>
+          <w:lang w:val="en-US"/>
+        </w:rPr>
+        <w:t>(</w:t>
       </w:r>
       <w:proofErr w:type="gramEnd"/>
       <w:r>
@@ -4103,7 +4783,21 @@
         <w:rPr>
           <w:szCs w:val="28"/>
         </w:rPr>
-        <w:t xml:space="preserve">        Content = $"Историческая справка: {name} — объект культурного наследия.";</w:t>
+        <w:t xml:space="preserve">        Content = $"Историческая справка: {</w:t>
+      </w:r>
+      <w:proofErr w:type="spellStart"/>
+      <w:r>
+        <w:rPr>
+          <w:szCs w:val="28"/>
+        </w:rPr>
+        <w:t>name</w:t>
+      </w:r>
+      <w:proofErr w:type="spellEnd"/>
+      <w:r>
+        <w:rPr>
+          <w:szCs w:val="28"/>
+        </w:rPr>
+        <w:t>} — объект культурного наследия.";</w:t>
       </w:r>
     </w:p>
     <w:p>
@@ -4183,7 +4877,21 @@
         <w:rPr>
           <w:szCs w:val="28"/>
         </w:rPr>
-        <w:t>/// &lt;summary&gt;</w:t>
+        <w:t>/// &lt;</w:t>
+      </w:r>
+      <w:proofErr w:type="spellStart"/>
+      <w:r>
+        <w:rPr>
+          <w:szCs w:val="28"/>
+        </w:rPr>
+        <w:t>summary</w:t>
+      </w:r>
+      <w:proofErr w:type="spellEnd"/>
+      <w:r>
+        <w:rPr>
+          <w:szCs w:val="28"/>
+        </w:rPr>
+        <w:t>&gt;</w:t>
       </w:r>
     </w:p>
     <w:p>
@@ -4217,7 +4925,21 @@
         <w:rPr>
           <w:szCs w:val="28"/>
         </w:rPr>
-        <w:t>/// &lt;/summary&gt;</w:t>
+        <w:t>/// &lt;/</w:t>
+      </w:r>
+      <w:proofErr w:type="spellStart"/>
+      <w:r>
+        <w:rPr>
+          <w:szCs w:val="28"/>
+        </w:rPr>
+        <w:t>summary</w:t>
+      </w:r>
+      <w:proofErr w:type="spellEnd"/>
+      <w:r>
+        <w:rPr>
+          <w:szCs w:val="28"/>
+        </w:rPr>
+        <w:t>&gt;</w:t>
       </w:r>
     </w:p>
     <w:p>
@@ -4238,13 +4960,22 @@
         </w:rPr>
         <w:t xml:space="preserve">public sealed class </w:t>
       </w:r>
+      <w:proofErr w:type="spellStart"/>
       <w:proofErr w:type="gramStart"/>
       <w:r>
         <w:rPr>
           <w:szCs w:val="28"/>
           <w:lang w:val="en-US"/>
         </w:rPr>
-        <w:t>TouristMapFactory :</w:t>
+        <w:t>TouristMapFactory</w:t>
+      </w:r>
+      <w:proofErr w:type="spellEnd"/>
+      <w:r>
+        <w:rPr>
+          <w:szCs w:val="28"/>
+          <w:lang w:val="en-US"/>
+        </w:rPr>
+        <w:t xml:space="preserve"> :</w:t>
       </w:r>
       <w:proofErr w:type="gramEnd"/>
       <w:r>
@@ -4252,8 +4983,17 @@
           <w:szCs w:val="28"/>
           <w:lang w:val="en-US"/>
         </w:rPr>
-        <w:t xml:space="preserve"> IMapFactory</w:t>
-      </w:r>
+        <w:t xml:space="preserve"> </w:t>
+      </w:r>
+      <w:proofErr w:type="spellStart"/>
+      <w:r>
+        <w:rPr>
+          <w:szCs w:val="28"/>
+          <w:lang w:val="en-US"/>
+        </w:rPr>
+        <w:t>IMapFactory</w:t>
+      </w:r>
+      <w:proofErr w:type="spellEnd"/>
     </w:p>
     <w:p>
       <w:pPr>
@@ -4290,15 +5030,40 @@
           <w:szCs w:val="28"/>
           <w:lang w:val="en-US"/>
         </w:rPr>
-        <w:t xml:space="preserve">    public IPointOfInterest </w:t>
-      </w:r>
+        <w:t xml:space="preserve">    public </w:t>
+      </w:r>
+      <w:proofErr w:type="spellStart"/>
+      <w:r>
+        <w:rPr>
+          <w:szCs w:val="28"/>
+          <w:lang w:val="en-US"/>
+        </w:rPr>
+        <w:t>IPointOfInterest</w:t>
+      </w:r>
+      <w:proofErr w:type="spellEnd"/>
+      <w:r>
+        <w:rPr>
+          <w:szCs w:val="28"/>
+          <w:lang w:val="en-US"/>
+        </w:rPr>
+        <w:t xml:space="preserve"> </w:t>
+      </w:r>
+      <w:proofErr w:type="spellStart"/>
       <w:proofErr w:type="gramStart"/>
       <w:r>
         <w:rPr>
           <w:szCs w:val="28"/>
           <w:lang w:val="en-US"/>
         </w:rPr>
-        <w:t>CreatePoi(</w:t>
+        <w:t>CreatePoi</w:t>
+      </w:r>
+      <w:proofErr w:type="spellEnd"/>
+      <w:r>
+        <w:rPr>
+          <w:szCs w:val="28"/>
+          <w:lang w:val="en-US"/>
+        </w:rPr>
+        <w:t>(</w:t>
       </w:r>
       <w:proofErr w:type="gramEnd"/>
       <w:r>
@@ -4346,13 +5111,22 @@
         </w:rPr>
         <w:t xml:space="preserve">        return new </w:t>
       </w:r>
+      <w:proofErr w:type="spellStart"/>
       <w:proofErr w:type="gramStart"/>
       <w:r>
         <w:rPr>
           <w:szCs w:val="28"/>
           <w:lang w:val="en-US"/>
         </w:rPr>
-        <w:t>TouristPointOfInterest(</w:t>
+        <w:t>TouristPointOfInterest</w:t>
+      </w:r>
+      <w:proofErr w:type="spellEnd"/>
+      <w:r>
+        <w:rPr>
+          <w:szCs w:val="28"/>
+          <w:lang w:val="en-US"/>
+        </w:rPr>
+        <w:t>(</w:t>
       </w:r>
       <w:proofErr w:type="gramEnd"/>
       <w:r>
@@ -4410,15 +5184,40 @@
           <w:szCs w:val="28"/>
           <w:lang w:val="en-US"/>
         </w:rPr>
-        <w:t xml:space="preserve">    public IPoiDescription </w:t>
-      </w:r>
+        <w:t xml:space="preserve">    public </w:t>
+      </w:r>
+      <w:proofErr w:type="spellStart"/>
+      <w:r>
+        <w:rPr>
+          <w:szCs w:val="28"/>
+          <w:lang w:val="en-US"/>
+        </w:rPr>
+        <w:t>IPoiDescription</w:t>
+      </w:r>
+      <w:proofErr w:type="spellEnd"/>
+      <w:r>
+        <w:rPr>
+          <w:szCs w:val="28"/>
+          <w:lang w:val="en-US"/>
+        </w:rPr>
+        <w:t xml:space="preserve"> </w:t>
+      </w:r>
+      <w:proofErr w:type="spellStart"/>
       <w:proofErr w:type="gramStart"/>
       <w:r>
         <w:rPr>
           <w:szCs w:val="28"/>
           <w:lang w:val="en-US"/>
         </w:rPr>
-        <w:t>CreateDescription(</w:t>
+        <w:t>CreateDescription</w:t>
+      </w:r>
+      <w:proofErr w:type="spellEnd"/>
+      <w:r>
+        <w:rPr>
+          <w:szCs w:val="28"/>
+          <w:lang w:val="en-US"/>
+        </w:rPr>
+        <w:t>(</w:t>
       </w:r>
       <w:proofErr w:type="gramEnd"/>
       <w:r>
@@ -4467,7 +5266,63 @@
         <w:rPr>
           <w:szCs w:val="28"/>
         </w:rPr>
-        <w:t xml:space="preserve">        return new TouristDescription(name);</w:t>
+        <w:t xml:space="preserve">        </w:t>
+      </w:r>
+      <w:proofErr w:type="spellStart"/>
+      <w:r>
+        <w:rPr>
+          <w:szCs w:val="28"/>
+        </w:rPr>
+        <w:t>return</w:t>
+      </w:r>
+      <w:proofErr w:type="spellEnd"/>
+      <w:r>
+        <w:rPr>
+          <w:szCs w:val="28"/>
+        </w:rPr>
+        <w:t xml:space="preserve"> </w:t>
+      </w:r>
+      <w:proofErr w:type="spellStart"/>
+      <w:r>
+        <w:rPr>
+          <w:szCs w:val="28"/>
+        </w:rPr>
+        <w:t>new</w:t>
+      </w:r>
+      <w:proofErr w:type="spellEnd"/>
+      <w:r>
+        <w:rPr>
+          <w:szCs w:val="28"/>
+        </w:rPr>
+        <w:t xml:space="preserve"> </w:t>
+      </w:r>
+      <w:proofErr w:type="spellStart"/>
+      <w:r>
+        <w:rPr>
+          <w:szCs w:val="28"/>
+        </w:rPr>
+        <w:t>TouristDescription</w:t>
+      </w:r>
+      <w:proofErr w:type="spellEnd"/>
+      <w:r>
+        <w:rPr>
+          <w:szCs w:val="28"/>
+        </w:rPr>
+        <w:t>(</w:t>
+      </w:r>
+      <w:proofErr w:type="spellStart"/>
+      <w:r>
+        <w:rPr>
+          <w:szCs w:val="28"/>
+        </w:rPr>
+        <w:t>name</w:t>
+      </w:r>
+      <w:proofErr w:type="spellEnd"/>
+      <w:r>
+        <w:rPr>
+          <w:szCs w:val="28"/>
+        </w:rPr>
+        <w:t>);</w:t>
       </w:r>
     </w:p>
     <w:p>
@@ -4558,7 +5413,29 @@
           <w:lang w:eastAsia="ru-RU"/>
           <w14:ligatures w14:val="none"/>
         </w:rPr>
-        <w:t>/// &lt;summary&gt;</w:t>
+        <w:t>/// &lt;</w:t>
+      </w:r>
+      <w:proofErr w:type="spellStart"/>
+      <w:r>
+        <w:rPr>
+          <w:rFonts w:eastAsia="Times New Roman" w:cs="Times New Roman"/>
+          <w:kern w:val="0"/>
+          <w:szCs w:val="28"/>
+          <w:lang w:eastAsia="ru-RU"/>
+          <w14:ligatures w14:val="none"/>
+        </w:rPr>
+        <w:t>summary</w:t>
+      </w:r>
+      <w:proofErr w:type="spellEnd"/>
+      <w:r>
+        <w:rPr>
+          <w:rFonts w:eastAsia="Times New Roman" w:cs="Times New Roman"/>
+          <w:kern w:val="0"/>
+          <w:szCs w:val="28"/>
+          <w:lang w:eastAsia="ru-RU"/>
+          <w14:ligatures w14:val="none"/>
+        </w:rPr>
+        <w:t>&gt;</w:t>
       </w:r>
     </w:p>
     <w:p>
@@ -4607,7 +5484,29 @@
           <w:lang w:eastAsia="ru-RU"/>
           <w14:ligatures w14:val="none"/>
         </w:rPr>
-        <w:t>/// &lt;/summary&gt;</w:t>
+        <w:t>/// &lt;/</w:t>
+      </w:r>
+      <w:proofErr w:type="spellStart"/>
+      <w:r>
+        <w:rPr>
+          <w:rFonts w:eastAsia="Times New Roman" w:cs="Times New Roman"/>
+          <w:kern w:val="0"/>
+          <w:szCs w:val="28"/>
+          <w:lang w:eastAsia="ru-RU"/>
+          <w14:ligatures w14:val="none"/>
+        </w:rPr>
+        <w:t>summary</w:t>
+      </w:r>
+      <w:proofErr w:type="spellEnd"/>
+      <w:r>
+        <w:rPr>
+          <w:rFonts w:eastAsia="Times New Roman" w:cs="Times New Roman"/>
+          <w:kern w:val="0"/>
+          <w:szCs w:val="28"/>
+          <w:lang w:eastAsia="ru-RU"/>
+          <w14:ligatures w14:val="none"/>
+        </w:rPr>
+        <w:t>&gt;</w:t>
       </w:r>
     </w:p>
     <w:p>
@@ -4633,6 +5532,7 @@
         </w:rPr>
         <w:t xml:space="preserve">public sealed class </w:t>
       </w:r>
+      <w:proofErr w:type="spellStart"/>
       <w:proofErr w:type="gramStart"/>
       <w:r>
         <w:rPr>
@@ -4642,9 +5542,9 @@
           <w:lang w:val="en-US" w:eastAsia="ru-RU"/>
           <w14:ligatures w14:val="none"/>
         </w:rPr>
-        <w:t>FoodMapFactory :</w:t>
-      </w:r>
-      <w:proofErr w:type="gramEnd"/>
+        <w:t>FoodMapFactory</w:t>
+      </w:r>
+      <w:proofErr w:type="spellEnd"/>
       <w:r>
         <w:rPr>
           <w:rFonts w:eastAsia="Times New Roman" w:cs="Times New Roman"/>
@@ -4653,8 +5553,31 @@
           <w:lang w:val="en-US" w:eastAsia="ru-RU"/>
           <w14:ligatures w14:val="none"/>
         </w:rPr>
-        <w:t xml:space="preserve"> IMapFactory</w:t>
-      </w:r>
+        <w:t xml:space="preserve"> :</w:t>
+      </w:r>
+      <w:proofErr w:type="gramEnd"/>
+      <w:r>
+        <w:rPr>
+          <w:rFonts w:eastAsia="Times New Roman" w:cs="Times New Roman"/>
+          <w:kern w:val="0"/>
+          <w:szCs w:val="28"/>
+          <w:lang w:val="en-US" w:eastAsia="ru-RU"/>
+          <w14:ligatures w14:val="none"/>
+        </w:rPr>
+        <w:t xml:space="preserve"> </w:t>
+      </w:r>
+      <w:proofErr w:type="spellStart"/>
+      <w:r>
+        <w:rPr>
+          <w:rFonts w:eastAsia="Times New Roman" w:cs="Times New Roman"/>
+          <w:kern w:val="0"/>
+          <w:szCs w:val="28"/>
+          <w:lang w:val="en-US" w:eastAsia="ru-RU"/>
+          <w14:ligatures w14:val="none"/>
+        </w:rPr>
+        <w:t>IMapFactory</w:t>
+      </w:r>
+      <w:proofErr w:type="spellEnd"/>
     </w:p>
     <w:p>
       <w:pPr>
@@ -4701,9 +5624,9 @@
           <w:lang w:val="en-US" w:eastAsia="ru-RU"/>
           <w14:ligatures w14:val="none"/>
         </w:rPr>
-        <w:t xml:space="preserve">    public IPointOfInterest </w:t>
-      </w:r>
-      <w:proofErr w:type="gramStart"/>
+        <w:t xml:space="preserve">    public </w:t>
+      </w:r>
+      <w:proofErr w:type="spellStart"/>
       <w:r>
         <w:rPr>
           <w:rFonts w:eastAsia="Times New Roman" w:cs="Times New Roman"/>
@@ -4712,9 +5635,9 @@
           <w:lang w:val="en-US" w:eastAsia="ru-RU"/>
           <w14:ligatures w14:val="none"/>
         </w:rPr>
-        <w:t>CreatePoi(</w:t>
-      </w:r>
-      <w:proofErr w:type="gramEnd"/>
+        <w:t>IPointOfInterest</w:t>
+      </w:r>
+      <w:proofErr w:type="spellEnd"/>
       <w:r>
         <w:rPr>
           <w:rFonts w:eastAsia="Times New Roman" w:cs="Times New Roman"/>
@@ -4723,6 +5646,40 @@
           <w:lang w:val="en-US" w:eastAsia="ru-RU"/>
           <w14:ligatures w14:val="none"/>
         </w:rPr>
+        <w:t xml:space="preserve"> </w:t>
+      </w:r>
+      <w:proofErr w:type="spellStart"/>
+      <w:proofErr w:type="gramStart"/>
+      <w:r>
+        <w:rPr>
+          <w:rFonts w:eastAsia="Times New Roman" w:cs="Times New Roman"/>
+          <w:kern w:val="0"/>
+          <w:szCs w:val="28"/>
+          <w:lang w:val="en-US" w:eastAsia="ru-RU"/>
+          <w14:ligatures w14:val="none"/>
+        </w:rPr>
+        <w:t>CreatePoi</w:t>
+      </w:r>
+      <w:proofErr w:type="spellEnd"/>
+      <w:r>
+        <w:rPr>
+          <w:rFonts w:eastAsia="Times New Roman" w:cs="Times New Roman"/>
+          <w:kern w:val="0"/>
+          <w:szCs w:val="28"/>
+          <w:lang w:val="en-US" w:eastAsia="ru-RU"/>
+          <w14:ligatures w14:val="none"/>
+        </w:rPr>
+        <w:t>(</w:t>
+      </w:r>
+      <w:proofErr w:type="gramEnd"/>
+      <w:r>
+        <w:rPr>
+          <w:rFonts w:eastAsia="Times New Roman" w:cs="Times New Roman"/>
+          <w:kern w:val="0"/>
+          <w:szCs w:val="28"/>
+          <w:lang w:val="en-US" w:eastAsia="ru-RU"/>
+          <w14:ligatures w14:val="none"/>
+        </w:rPr>
         <w:t>string name, Coordinate coordinate)</w:t>
       </w:r>
     </w:p>
@@ -4773,6 +5730,7 @@
         </w:rPr>
         <w:t xml:space="preserve">        return new </w:t>
       </w:r>
+      <w:proofErr w:type="spellStart"/>
       <w:proofErr w:type="gramStart"/>
       <w:r>
         <w:rPr>
@@ -4782,9 +5740,9 @@
           <w:lang w:val="en-US" w:eastAsia="ru-RU"/>
           <w14:ligatures w14:val="none"/>
         </w:rPr>
-        <w:t>FoodPointOfInterest(</w:t>
-      </w:r>
-      <w:proofErr w:type="gramEnd"/>
+        <w:t>FoodPointOfInterest</w:t>
+      </w:r>
+      <w:proofErr w:type="spellEnd"/>
       <w:r>
         <w:rPr>
           <w:rFonts w:eastAsia="Times New Roman" w:cs="Times New Roman"/>
@@ -4793,6 +5751,17 @@
           <w:lang w:val="en-US" w:eastAsia="ru-RU"/>
           <w14:ligatures w14:val="none"/>
         </w:rPr>
+        <w:t>(</w:t>
+      </w:r>
+      <w:proofErr w:type="gramEnd"/>
+      <w:r>
+        <w:rPr>
+          <w:rFonts w:eastAsia="Times New Roman" w:cs="Times New Roman"/>
+          <w:kern w:val="0"/>
+          <w:szCs w:val="28"/>
+          <w:lang w:val="en-US" w:eastAsia="ru-RU"/>
+          <w14:ligatures w14:val="none"/>
+        </w:rPr>
         <w:t>name, coordinate);</w:t>
       </w:r>
     </w:p>
@@ -4855,9 +5824,9 @@
           <w:lang w:val="en-US" w:eastAsia="ru-RU"/>
           <w14:ligatures w14:val="none"/>
         </w:rPr>
-        <w:t xml:space="preserve">    public IPoiDescription </w:t>
-      </w:r>
-      <w:proofErr w:type="gramStart"/>
+        <w:t xml:space="preserve">    public </w:t>
+      </w:r>
+      <w:proofErr w:type="spellStart"/>
       <w:r>
         <w:rPr>
           <w:rFonts w:eastAsia="Times New Roman" w:cs="Times New Roman"/>
@@ -4866,9 +5835,9 @@
           <w:lang w:val="en-US" w:eastAsia="ru-RU"/>
           <w14:ligatures w14:val="none"/>
         </w:rPr>
-        <w:t>CreateDescription(</w:t>
-      </w:r>
-      <w:proofErr w:type="gramEnd"/>
+        <w:t>IPoiDescription</w:t>
+      </w:r>
+      <w:proofErr w:type="spellEnd"/>
       <w:r>
         <w:rPr>
           <w:rFonts w:eastAsia="Times New Roman" w:cs="Times New Roman"/>
@@ -4877,6 +5846,40 @@
           <w:lang w:val="en-US" w:eastAsia="ru-RU"/>
           <w14:ligatures w14:val="none"/>
         </w:rPr>
+        <w:t xml:space="preserve"> </w:t>
+      </w:r>
+      <w:proofErr w:type="spellStart"/>
+      <w:proofErr w:type="gramStart"/>
+      <w:r>
+        <w:rPr>
+          <w:rFonts w:eastAsia="Times New Roman" w:cs="Times New Roman"/>
+          <w:kern w:val="0"/>
+          <w:szCs w:val="28"/>
+          <w:lang w:val="en-US" w:eastAsia="ru-RU"/>
+          <w14:ligatures w14:val="none"/>
+        </w:rPr>
+        <w:t>CreateDescription</w:t>
+      </w:r>
+      <w:proofErr w:type="spellEnd"/>
+      <w:r>
+        <w:rPr>
+          <w:rFonts w:eastAsia="Times New Roman" w:cs="Times New Roman"/>
+          <w:kern w:val="0"/>
+          <w:szCs w:val="28"/>
+          <w:lang w:val="en-US" w:eastAsia="ru-RU"/>
+          <w14:ligatures w14:val="none"/>
+        </w:rPr>
+        <w:t>(</w:t>
+      </w:r>
+      <w:proofErr w:type="gramEnd"/>
+      <w:r>
+        <w:rPr>
+          <w:rFonts w:eastAsia="Times New Roman" w:cs="Times New Roman"/>
+          <w:kern w:val="0"/>
+          <w:szCs w:val="28"/>
+          <w:lang w:val="en-US" w:eastAsia="ru-RU"/>
+          <w14:ligatures w14:val="none"/>
+        </w:rPr>
         <w:t>string name)</w:t>
       </w:r>
     </w:p>
@@ -4925,7 +5928,29 @@
           <w:lang w:val="en-US" w:eastAsia="ru-RU"/>
           <w14:ligatures w14:val="none"/>
         </w:rPr>
-        <w:t xml:space="preserve">        return new FoodDescription(name);</w:t>
+        <w:t xml:space="preserve">        return new </w:t>
+      </w:r>
+      <w:proofErr w:type="spellStart"/>
+      <w:r>
+        <w:rPr>
+          <w:rFonts w:eastAsia="Times New Roman" w:cs="Times New Roman"/>
+          <w:kern w:val="0"/>
+          <w:szCs w:val="28"/>
+          <w:lang w:val="en-US" w:eastAsia="ru-RU"/>
+          <w14:ligatures w14:val="none"/>
+        </w:rPr>
+        <w:t>FoodDescription</w:t>
+      </w:r>
+      <w:proofErr w:type="spellEnd"/>
+      <w:r>
+        <w:rPr>
+          <w:rFonts w:eastAsia="Times New Roman" w:cs="Times New Roman"/>
+          <w:kern w:val="0"/>
+          <w:szCs w:val="28"/>
+          <w:lang w:val="en-US" w:eastAsia="ru-RU"/>
+          <w14:ligatures w14:val="none"/>
+        </w:rPr>
+        <w:t>(name);</w:t>
       </w:r>
     </w:p>
     <w:p>
@@ -4961,7 +5986,7 @@
           <w:rFonts w:eastAsia="Times New Roman" w:cs="Times New Roman"/>
           <w:kern w:val="0"/>
           <w:szCs w:val="28"/>
-          <w:lang w:eastAsia="ru-RU"/>
+          <w:lang w:val="en-US" w:eastAsia="ru-RU"/>
           <w14:ligatures w14:val="none"/>
         </w:rPr>
       </w:pPr>
@@ -4985,7 +6010,7 @@
           <w:rFonts w:eastAsia="Times New Roman" w:cs="Times New Roman"/>
           <w:kern w:val="0"/>
           <w:szCs w:val="28"/>
-          <w:lang w:eastAsia="ru-RU"/>
+          <w:lang w:val="en-US" w:eastAsia="ru-RU"/>
           <w14:ligatures w14:val="none"/>
         </w:rPr>
       </w:pPr>
@@ -5035,14 +6060,25 @@
           <w:lang w:val="en-US"/>
         </w:rPr>
       </w:pPr>
-      <w:r>
-        <w:rPr>
-          <w:rFonts w:cs="Times New Roman"/>
-          <w:szCs w:val="28"/>
-          <w:lang w:val="en-US"/>
-        </w:rPr>
-        <w:t xml:space="preserve">IMapFactory factory = new </w:t>
-      </w:r>
+      <w:proofErr w:type="spellStart"/>
+      <w:r>
+        <w:rPr>
+          <w:rFonts w:cs="Times New Roman"/>
+          <w:szCs w:val="28"/>
+          <w:lang w:val="en-US"/>
+        </w:rPr>
+        <w:t>IMapFactory</w:t>
+      </w:r>
+      <w:proofErr w:type="spellEnd"/>
+      <w:r>
+        <w:rPr>
+          <w:rFonts w:cs="Times New Roman"/>
+          <w:szCs w:val="28"/>
+          <w:lang w:val="en-US"/>
+        </w:rPr>
+        <w:t xml:space="preserve"> factory = new </w:t>
+      </w:r>
+      <w:proofErr w:type="spellStart"/>
       <w:proofErr w:type="gramStart"/>
       <w:r>
         <w:rPr>
@@ -5050,7 +6086,16 @@
           <w:szCs w:val="28"/>
           <w:lang w:val="en-US"/>
         </w:rPr>
-        <w:t>TouristMapFactory(</w:t>
+        <w:t>TouristMapFactory</w:t>
+      </w:r>
+      <w:proofErr w:type="spellEnd"/>
+      <w:r>
+        <w:rPr>
+          <w:rFonts w:cs="Times New Roman"/>
+          <w:szCs w:val="28"/>
+          <w:lang w:val="en-US"/>
+        </w:rPr>
+        <w:t>(</w:t>
       </w:r>
       <w:proofErr w:type="gramEnd"/>
       <w:r>
@@ -5138,6 +6183,7 @@
         </w:rPr>
         <w:t xml:space="preserve"> </w:t>
       </w:r>
+      <w:proofErr w:type="spellStart"/>
       <w:r>
         <w:rPr>
           <w:rFonts w:cs="Times New Roman"/>
@@ -5145,6 +6191,7 @@
         </w:rPr>
         <w:t>семество</w:t>
       </w:r>
+      <w:proofErr w:type="spellEnd"/>
       <w:r>
         <w:rPr>
           <w:rFonts w:cs="Times New Roman"/>
@@ -5225,14 +6272,25 @@
           <w:lang w:val="en-US"/>
         </w:rPr>
       </w:pPr>
-      <w:r>
-        <w:rPr>
-          <w:rFonts w:cs="Times New Roman"/>
-          <w:szCs w:val="28"/>
-          <w:lang w:val="en-US"/>
-        </w:rPr>
-        <w:t xml:space="preserve">IPointOfInterest point = </w:t>
-      </w:r>
+      <w:proofErr w:type="spellStart"/>
+      <w:r>
+        <w:rPr>
+          <w:rFonts w:cs="Times New Roman"/>
+          <w:szCs w:val="28"/>
+          <w:lang w:val="en-US"/>
+        </w:rPr>
+        <w:t>IPointOfInterest</w:t>
+      </w:r>
+      <w:proofErr w:type="spellEnd"/>
+      <w:r>
+        <w:rPr>
+          <w:rFonts w:cs="Times New Roman"/>
+          <w:szCs w:val="28"/>
+          <w:lang w:val="en-US"/>
+        </w:rPr>
+        <w:t xml:space="preserve"> point = </w:t>
+      </w:r>
+      <w:proofErr w:type="spellStart"/>
       <w:proofErr w:type="gramStart"/>
       <w:r>
         <w:rPr>
@@ -5242,6 +6300,7 @@
         </w:rPr>
         <w:t>factory.CreatePoi</w:t>
       </w:r>
+      <w:proofErr w:type="spellEnd"/>
       <w:proofErr w:type="gramEnd"/>
       <w:r>
         <w:rPr>
@@ -5311,14 +6370,43 @@
           <w:lang w:val="en-US"/>
         </w:rPr>
       </w:pPr>
-      <w:r>
-        <w:rPr>
-          <w:rFonts w:cs="Times New Roman"/>
-          <w:szCs w:val="28"/>
-          <w:lang w:val="en-US"/>
-        </w:rPr>
-        <w:t xml:space="preserve">IPoiDescription pointDescription = </w:t>
-      </w:r>
+      <w:proofErr w:type="spellStart"/>
+      <w:r>
+        <w:rPr>
+          <w:rFonts w:cs="Times New Roman"/>
+          <w:szCs w:val="28"/>
+          <w:lang w:val="en-US"/>
+        </w:rPr>
+        <w:t>IPoiDescription</w:t>
+      </w:r>
+      <w:proofErr w:type="spellEnd"/>
+      <w:r>
+        <w:rPr>
+          <w:rFonts w:cs="Times New Roman"/>
+          <w:szCs w:val="28"/>
+          <w:lang w:val="en-US"/>
+        </w:rPr>
+        <w:t xml:space="preserve"> </w:t>
+      </w:r>
+      <w:proofErr w:type="spellStart"/>
+      <w:r>
+        <w:rPr>
+          <w:rFonts w:cs="Times New Roman"/>
+          <w:szCs w:val="28"/>
+          <w:lang w:val="en-US"/>
+        </w:rPr>
+        <w:t>pointDescription</w:t>
+      </w:r>
+      <w:proofErr w:type="spellEnd"/>
+      <w:r>
+        <w:rPr>
+          <w:rFonts w:cs="Times New Roman"/>
+          <w:szCs w:val="28"/>
+          <w:lang w:val="en-US"/>
+        </w:rPr>
+        <w:t xml:space="preserve"> = </w:t>
+      </w:r>
+      <w:proofErr w:type="spellStart"/>
       <w:proofErr w:type="gramStart"/>
       <w:r>
         <w:rPr>
@@ -5328,6 +6416,7 @@
         </w:rPr>
         <w:t>factory.CreateDescription</w:t>
       </w:r>
+      <w:proofErr w:type="spellEnd"/>
       <w:proofErr w:type="gramEnd"/>
       <w:r>
         <w:rPr>
@@ -5337,6 +6426,7 @@
         </w:rPr>
         <w:t>(</w:t>
       </w:r>
+      <w:proofErr w:type="spellStart"/>
       <w:proofErr w:type="gramStart"/>
       <w:r>
         <w:rPr>
@@ -5346,6 +6436,7 @@
         </w:rPr>
         <w:t>point.Name</w:t>
       </w:r>
+      <w:proofErr w:type="spellEnd"/>
       <w:proofErr w:type="gramEnd"/>
       <w:r>
         <w:rPr>
@@ -5379,14 +6470,34 @@
           <w:lang w:val="en-US"/>
         </w:rPr>
       </w:pPr>
-      <w:r>
-        <w:rPr>
-          <w:rFonts w:cs="Times New Roman"/>
-          <w:szCs w:val="28"/>
-          <w:lang w:val="en-US"/>
-        </w:rPr>
-        <w:t>mapService.AddPoi(new PointOfInterest</w:t>
-      </w:r>
+      <w:proofErr w:type="spellStart"/>
+      <w:r>
+        <w:rPr>
+          <w:rFonts w:cs="Times New Roman"/>
+          <w:szCs w:val="28"/>
+          <w:lang w:val="en-US"/>
+        </w:rPr>
+        <w:t>mapService.AddPoi</w:t>
+      </w:r>
+      <w:proofErr w:type="spellEnd"/>
+      <w:r>
+        <w:rPr>
+          <w:rFonts w:cs="Times New Roman"/>
+          <w:szCs w:val="28"/>
+          <w:lang w:val="en-US"/>
+        </w:rPr>
+        <w:t xml:space="preserve">(new </w:t>
+      </w:r>
+      <w:proofErr w:type="spellStart"/>
+      <w:r>
+        <w:rPr>
+          <w:rFonts w:cs="Times New Roman"/>
+          <w:szCs w:val="28"/>
+          <w:lang w:val="en-US"/>
+        </w:rPr>
+        <w:t>PointOfInterest</w:t>
+      </w:r>
+      <w:proofErr w:type="spellEnd"/>
     </w:p>
     <w:p>
       <w:pPr>
@@ -5427,6 +6538,7 @@
         </w:rPr>
         <w:t xml:space="preserve">    Name = </w:t>
       </w:r>
+      <w:proofErr w:type="spellStart"/>
       <w:proofErr w:type="gramStart"/>
       <w:r>
         <w:rPr>
@@ -5436,6 +6548,7 @@
         </w:rPr>
         <w:t>point.Name</w:t>
       </w:r>
+      <w:proofErr w:type="spellEnd"/>
       <w:proofErr w:type="gramEnd"/>
       <w:r>
         <w:rPr>
@@ -5465,6 +6578,7 @@
         </w:rPr>
         <w:t xml:space="preserve">    Category = </w:t>
       </w:r>
+      <w:proofErr w:type="spellStart"/>
       <w:proofErr w:type="gramStart"/>
       <w:r>
         <w:rPr>
@@ -5474,6 +6588,7 @@
         </w:rPr>
         <w:t>point.Category</w:t>
       </w:r>
+      <w:proofErr w:type="spellEnd"/>
       <w:proofErr w:type="gramEnd"/>
       <w:r>
         <w:rPr>
@@ -5503,6 +6618,7 @@
         </w:rPr>
         <w:t xml:space="preserve">    Coordinate = </w:t>
       </w:r>
+      <w:proofErr w:type="spellStart"/>
       <w:proofErr w:type="gramStart"/>
       <w:r>
         <w:rPr>
@@ -5512,6 +6628,7 @@
         </w:rPr>
         <w:t>point.Coordinate</w:t>
       </w:r>
+      <w:proofErr w:type="spellEnd"/>
       <w:proofErr w:type="gramEnd"/>
       <w:r>
         <w:rPr>
@@ -5539,8 +6656,27 @@
           <w:szCs w:val="28"/>
           <w:lang w:val="en-US"/>
         </w:rPr>
-        <w:t xml:space="preserve">    OpeningHours = </w:t>
-      </w:r>
+        <w:t xml:space="preserve">    </w:t>
+      </w:r>
+      <w:proofErr w:type="spellStart"/>
+      <w:r>
+        <w:rPr>
+          <w:rFonts w:cs="Times New Roman"/>
+          <w:szCs w:val="28"/>
+          <w:lang w:val="en-US"/>
+        </w:rPr>
+        <w:t>OpeningHours</w:t>
+      </w:r>
+      <w:proofErr w:type="spellEnd"/>
+      <w:r>
+        <w:rPr>
+          <w:rFonts w:cs="Times New Roman"/>
+          <w:szCs w:val="28"/>
+          <w:lang w:val="en-US"/>
+        </w:rPr>
+        <w:t xml:space="preserve"> = </w:t>
+      </w:r>
+      <w:proofErr w:type="spellStart"/>
       <w:proofErr w:type="gramStart"/>
       <w:r>
         <w:rPr>
@@ -5550,6 +6686,7 @@
         </w:rPr>
         <w:t>point.OpeningHours</w:t>
       </w:r>
+      <w:proofErr w:type="spellEnd"/>
       <w:proofErr w:type="gramEnd"/>
       <w:r>
         <w:rPr>
@@ -5579,6 +6716,7 @@
         </w:rPr>
         <w:t xml:space="preserve">    Rating = </w:t>
       </w:r>
+      <w:proofErr w:type="spellStart"/>
       <w:proofErr w:type="gramStart"/>
       <w:r>
         <w:rPr>
@@ -5588,6 +6726,7 @@
         </w:rPr>
         <w:t>point.Rating</w:t>
       </w:r>
+      <w:proofErr w:type="spellEnd"/>
       <w:proofErr w:type="gramEnd"/>
     </w:p>
     <w:p>
@@ -5634,14 +6773,25 @@
           <w:lang w:val="en-US"/>
         </w:rPr>
       </w:pPr>
-      <w:r>
-        <w:rPr>
-          <w:rFonts w:cs="Times New Roman"/>
-          <w:szCs w:val="28"/>
-          <w:lang w:val="en-US"/>
-        </w:rPr>
-        <w:t>Console.WriteLine($"[Factory Tourist] {</w:t>
-      </w:r>
+      <w:proofErr w:type="spellStart"/>
+      <w:r>
+        <w:rPr>
+          <w:rFonts w:cs="Times New Roman"/>
+          <w:szCs w:val="28"/>
+          <w:lang w:val="en-US"/>
+        </w:rPr>
+        <w:t>Console.WriteLine</w:t>
+      </w:r>
+      <w:proofErr w:type="spellEnd"/>
+      <w:r>
+        <w:rPr>
+          <w:rFonts w:cs="Times New Roman"/>
+          <w:szCs w:val="28"/>
+          <w:lang w:val="en-US"/>
+        </w:rPr>
+        <w:t>($"[Factory Tourist] {</w:t>
+      </w:r>
+      <w:proofErr w:type="spellStart"/>
       <w:proofErr w:type="gramStart"/>
       <w:r>
         <w:rPr>
@@ -5651,6 +6801,7 @@
         </w:rPr>
         <w:t>point.Name</w:t>
       </w:r>
+      <w:proofErr w:type="spellEnd"/>
       <w:proofErr w:type="gramEnd"/>
       <w:r>
         <w:rPr>
@@ -5660,6 +6811,7 @@
         </w:rPr>
         <w:t>}, {</w:t>
       </w:r>
+      <w:proofErr w:type="spellStart"/>
       <w:proofErr w:type="gramStart"/>
       <w:r>
         <w:rPr>
@@ -5669,6 +6821,7 @@
         </w:rPr>
         <w:t>point.Category</w:t>
       </w:r>
+      <w:proofErr w:type="spellEnd"/>
       <w:proofErr w:type="gramEnd"/>
       <w:r>
         <w:rPr>
@@ -5678,6 +6831,7 @@
         </w:rPr>
         <w:t>}, {</w:t>
       </w:r>
+      <w:proofErr w:type="spellStart"/>
       <w:proofErr w:type="gramStart"/>
       <w:r>
         <w:rPr>
@@ -5687,6 +6841,7 @@
         </w:rPr>
         <w:t>point.OpeningHours</w:t>
       </w:r>
+      <w:proofErr w:type="spellEnd"/>
       <w:proofErr w:type="gramEnd"/>
       <w:r>
         <w:rPr>
@@ -5696,6 +6851,7 @@
         </w:rPr>
         <w:t>}, *{</w:t>
       </w:r>
+      <w:proofErr w:type="spellStart"/>
       <w:proofErr w:type="gramStart"/>
       <w:r>
         <w:rPr>
@@ -5705,6 +6861,7 @@
         </w:rPr>
         <w:t>point.Rating</w:t>
       </w:r>
+      <w:proofErr w:type="spellEnd"/>
       <w:proofErr w:type="gramEnd"/>
       <w:r>
         <w:rPr>
@@ -5726,13 +6883,23 @@
           <w:lang w:val="en-US"/>
         </w:rPr>
       </w:pPr>
-      <w:r>
-        <w:rPr>
-          <w:rFonts w:cs="Times New Roman"/>
-          <w:szCs w:val="28"/>
-          <w:lang w:val="en-US"/>
-        </w:rPr>
-        <w:t>Console.WriteLine($</w:t>
+      <w:proofErr w:type="spellStart"/>
+      <w:r>
+        <w:rPr>
+          <w:rFonts w:cs="Times New Roman"/>
+          <w:szCs w:val="28"/>
+          <w:lang w:val="en-US"/>
+        </w:rPr>
+        <w:t>Console.WriteLine</w:t>
+      </w:r>
+      <w:proofErr w:type="spellEnd"/>
+      <w:r>
+        <w:rPr>
+          <w:rFonts w:cs="Times New Roman"/>
+          <w:szCs w:val="28"/>
+          <w:lang w:val="en-US"/>
+        </w:rPr>
+        <w:t>($</w:t>
       </w:r>
       <w:proofErr w:type="gramStart"/>
       <w:r>
@@ -5757,7 +6924,25 @@
           <w:szCs w:val="28"/>
           <w:lang w:val="en-US"/>
         </w:rPr>
-        <w:t>: {pointDescription.Content}");</w:t>
+        <w:t>: {</w:t>
+      </w:r>
+      <w:proofErr w:type="spellStart"/>
+      <w:r>
+        <w:rPr>
+          <w:rFonts w:cs="Times New Roman"/>
+          <w:szCs w:val="28"/>
+          <w:lang w:val="en-US"/>
+        </w:rPr>
+        <w:t>pointDescription.Content</w:t>
+      </w:r>
+      <w:proofErr w:type="spellEnd"/>
+      <w:r>
+        <w:rPr>
+          <w:rFonts w:cs="Times New Roman"/>
+          <w:szCs w:val="28"/>
+          <w:lang w:val="en-US"/>
+        </w:rPr>
+        <w:t>}");</w:t>
       </w:r>
     </w:p>
     <w:p>
@@ -5809,6 +6994,7 @@
         </w:rPr>
         <w:t xml:space="preserve">factory = new </w:t>
       </w:r>
+      <w:proofErr w:type="spellStart"/>
       <w:proofErr w:type="gramStart"/>
       <w:r>
         <w:rPr>
@@ -5816,7 +7002,16 @@
           <w:szCs w:val="28"/>
           <w:lang w:val="en-US"/>
         </w:rPr>
-        <w:t>FoodMapFactory(</w:t>
+        <w:t>FoodMapFactory</w:t>
+      </w:r>
+      <w:proofErr w:type="spellEnd"/>
+      <w:r>
+        <w:rPr>
+          <w:rFonts w:cs="Times New Roman"/>
+          <w:szCs w:val="28"/>
+          <w:lang w:val="en-US"/>
+        </w:rPr>
+        <w:t>(</w:t>
       </w:r>
       <w:proofErr w:type="gramEnd"/>
       <w:r>
@@ -5859,6 +7054,7 @@
         </w:rPr>
         <w:t xml:space="preserve">point = </w:t>
       </w:r>
+      <w:proofErr w:type="spellStart"/>
       <w:proofErr w:type="gramStart"/>
       <w:r>
         <w:rPr>
@@ -5868,6 +7064,7 @@
         </w:rPr>
         <w:t>factory.CreatePoi</w:t>
       </w:r>
+      <w:proofErr w:type="spellEnd"/>
       <w:proofErr w:type="gramEnd"/>
       <w:r>
         <w:rPr>
@@ -5952,14 +7149,25 @@
           <w:lang w:val="en-US"/>
         </w:rPr>
       </w:pPr>
-      <w:r>
-        <w:rPr>
-          <w:rFonts w:cs="Times New Roman"/>
-          <w:szCs w:val="28"/>
-          <w:lang w:val="en-US"/>
-        </w:rPr>
-        <w:t xml:space="preserve">pointDescription = </w:t>
-      </w:r>
+      <w:proofErr w:type="spellStart"/>
+      <w:r>
+        <w:rPr>
+          <w:rFonts w:cs="Times New Roman"/>
+          <w:szCs w:val="28"/>
+          <w:lang w:val="en-US"/>
+        </w:rPr>
+        <w:t>pointDescription</w:t>
+      </w:r>
+      <w:proofErr w:type="spellEnd"/>
+      <w:r>
+        <w:rPr>
+          <w:rFonts w:cs="Times New Roman"/>
+          <w:szCs w:val="28"/>
+          <w:lang w:val="en-US"/>
+        </w:rPr>
+        <w:t xml:space="preserve"> = </w:t>
+      </w:r>
+      <w:proofErr w:type="spellStart"/>
       <w:proofErr w:type="gramStart"/>
       <w:r>
         <w:rPr>
@@ -5969,6 +7177,7 @@
         </w:rPr>
         <w:t>factory.CreateDescription</w:t>
       </w:r>
+      <w:proofErr w:type="spellEnd"/>
       <w:proofErr w:type="gramEnd"/>
       <w:r>
         <w:rPr>
@@ -5978,6 +7187,7 @@
         </w:rPr>
         <w:t>(</w:t>
       </w:r>
+      <w:proofErr w:type="spellStart"/>
       <w:proofErr w:type="gramStart"/>
       <w:r>
         <w:rPr>
@@ -5987,6 +7197,7 @@
         </w:rPr>
         <w:t>point.Name</w:t>
       </w:r>
+      <w:proofErr w:type="spellEnd"/>
       <w:proofErr w:type="gramEnd"/>
       <w:r>
         <w:rPr>
@@ -6020,14 +7231,34 @@
           <w:lang w:val="en-US"/>
         </w:rPr>
       </w:pPr>
-      <w:r>
-        <w:rPr>
-          <w:rFonts w:cs="Times New Roman"/>
-          <w:szCs w:val="28"/>
-          <w:lang w:val="en-US"/>
-        </w:rPr>
-        <w:t>mapService.AddPoi(new PointOfInterest</w:t>
-      </w:r>
+      <w:proofErr w:type="spellStart"/>
+      <w:r>
+        <w:rPr>
+          <w:rFonts w:cs="Times New Roman"/>
+          <w:szCs w:val="28"/>
+          <w:lang w:val="en-US"/>
+        </w:rPr>
+        <w:t>mapService.AddPoi</w:t>
+      </w:r>
+      <w:proofErr w:type="spellEnd"/>
+      <w:r>
+        <w:rPr>
+          <w:rFonts w:cs="Times New Roman"/>
+          <w:szCs w:val="28"/>
+          <w:lang w:val="en-US"/>
+        </w:rPr>
+        <w:t xml:space="preserve">(new </w:t>
+      </w:r>
+      <w:proofErr w:type="spellStart"/>
+      <w:r>
+        <w:rPr>
+          <w:rFonts w:cs="Times New Roman"/>
+          <w:szCs w:val="28"/>
+          <w:lang w:val="en-US"/>
+        </w:rPr>
+        <w:t>PointOfInterest</w:t>
+      </w:r>
+      <w:proofErr w:type="spellEnd"/>
     </w:p>
     <w:p>
       <w:pPr>
@@ -6068,6 +7299,7 @@
         </w:rPr>
         <w:t xml:space="preserve">    Name = </w:t>
       </w:r>
+      <w:proofErr w:type="spellStart"/>
       <w:proofErr w:type="gramStart"/>
       <w:r>
         <w:rPr>
@@ -6077,6 +7309,7 @@
         </w:rPr>
         <w:t>point.Name</w:t>
       </w:r>
+      <w:proofErr w:type="spellEnd"/>
       <w:proofErr w:type="gramEnd"/>
       <w:r>
         <w:rPr>
@@ -6106,6 +7339,7 @@
         </w:rPr>
         <w:t xml:space="preserve">    Category = </w:t>
       </w:r>
+      <w:proofErr w:type="spellStart"/>
       <w:proofErr w:type="gramStart"/>
       <w:r>
         <w:rPr>
@@ -6115,6 +7349,7 @@
         </w:rPr>
         <w:t>point.Category</w:t>
       </w:r>
+      <w:proofErr w:type="spellEnd"/>
       <w:proofErr w:type="gramEnd"/>
       <w:r>
         <w:rPr>
@@ -6144,6 +7379,7 @@
         </w:rPr>
         <w:t xml:space="preserve">    Coordinate = </w:t>
       </w:r>
+      <w:proofErr w:type="spellStart"/>
       <w:proofErr w:type="gramStart"/>
       <w:r>
         <w:rPr>
@@ -6153,6 +7389,7 @@
         </w:rPr>
         <w:t>point.Coordinate</w:t>
       </w:r>
+      <w:proofErr w:type="spellEnd"/>
       <w:proofErr w:type="gramEnd"/>
       <w:r>
         <w:rPr>
@@ -6180,8 +7417,27 @@
           <w:szCs w:val="28"/>
           <w:lang w:val="en-US"/>
         </w:rPr>
-        <w:t xml:space="preserve">    OpeningHours = </w:t>
-      </w:r>
+        <w:t xml:space="preserve">    </w:t>
+      </w:r>
+      <w:proofErr w:type="spellStart"/>
+      <w:r>
+        <w:rPr>
+          <w:rFonts w:cs="Times New Roman"/>
+          <w:szCs w:val="28"/>
+          <w:lang w:val="en-US"/>
+        </w:rPr>
+        <w:t>OpeningHours</w:t>
+      </w:r>
+      <w:proofErr w:type="spellEnd"/>
+      <w:r>
+        <w:rPr>
+          <w:rFonts w:cs="Times New Roman"/>
+          <w:szCs w:val="28"/>
+          <w:lang w:val="en-US"/>
+        </w:rPr>
+        <w:t xml:space="preserve"> = </w:t>
+      </w:r>
+      <w:proofErr w:type="spellStart"/>
       <w:proofErr w:type="gramStart"/>
       <w:r>
         <w:rPr>
@@ -6191,6 +7447,7 @@
         </w:rPr>
         <w:t>point.OpeningHours</w:t>
       </w:r>
+      <w:proofErr w:type="spellEnd"/>
       <w:proofErr w:type="gramEnd"/>
       <w:r>
         <w:rPr>
@@ -6220,6 +7477,7 @@
         </w:rPr>
         <w:t xml:space="preserve">    Rating = </w:t>
       </w:r>
+      <w:proofErr w:type="spellStart"/>
       <w:proofErr w:type="gramStart"/>
       <w:r>
         <w:rPr>
@@ -6229,6 +7487,7 @@
         </w:rPr>
         <w:t>point.Rating</w:t>
       </w:r>
+      <w:proofErr w:type="spellEnd"/>
       <w:proofErr w:type="gramEnd"/>
     </w:p>
     <w:p>
@@ -6262,13 +7521,23 @@
           <w:lang w:val="en-US"/>
         </w:rPr>
       </w:pPr>
-      <w:r>
-        <w:rPr>
-          <w:rFonts w:cs="Times New Roman"/>
-          <w:szCs w:val="28"/>
-          <w:lang w:val="en-US"/>
-        </w:rPr>
-        <w:t>Console.WriteLine($"\</w:t>
+      <w:proofErr w:type="spellStart"/>
+      <w:r>
+        <w:rPr>
+          <w:rFonts w:cs="Times New Roman"/>
+          <w:szCs w:val="28"/>
+          <w:lang w:val="en-US"/>
+        </w:rPr>
+        <w:t>Console.WriteLine</w:t>
+      </w:r>
+      <w:proofErr w:type="spellEnd"/>
+      <w:r>
+        <w:rPr>
+          <w:rFonts w:cs="Times New Roman"/>
+          <w:szCs w:val="28"/>
+          <w:lang w:val="en-US"/>
+        </w:rPr>
+        <w:t>($"\</w:t>
       </w:r>
       <w:proofErr w:type="gramStart"/>
       <w:r>
@@ -6288,6 +7557,7 @@
         </w:rPr>
         <w:t>Factory Food] {</w:t>
       </w:r>
+      <w:proofErr w:type="spellStart"/>
       <w:proofErr w:type="gramStart"/>
       <w:r>
         <w:rPr>
@@ -6297,6 +7567,7 @@
         </w:rPr>
         <w:t>point.Name</w:t>
       </w:r>
+      <w:proofErr w:type="spellEnd"/>
       <w:proofErr w:type="gramEnd"/>
       <w:r>
         <w:rPr>
@@ -6306,6 +7577,7 @@
         </w:rPr>
         <w:t>}, {</w:t>
       </w:r>
+      <w:proofErr w:type="spellStart"/>
       <w:proofErr w:type="gramStart"/>
       <w:r>
         <w:rPr>
@@ -6315,6 +7587,7 @@
         </w:rPr>
         <w:t>point.Category</w:t>
       </w:r>
+      <w:proofErr w:type="spellEnd"/>
       <w:proofErr w:type="gramEnd"/>
       <w:r>
         <w:rPr>
@@ -6324,6 +7597,7 @@
         </w:rPr>
         <w:t>}, {</w:t>
       </w:r>
+      <w:proofErr w:type="spellStart"/>
       <w:proofErr w:type="gramStart"/>
       <w:r>
         <w:rPr>
@@ -6333,6 +7607,7 @@
         </w:rPr>
         <w:t>point.OpeningHours</w:t>
       </w:r>
+      <w:proofErr w:type="spellEnd"/>
       <w:proofErr w:type="gramEnd"/>
       <w:r>
         <w:rPr>
@@ -6342,6 +7617,7 @@
         </w:rPr>
         <w:t>}, *{</w:t>
       </w:r>
+      <w:proofErr w:type="spellStart"/>
       <w:proofErr w:type="gramStart"/>
       <w:r>
         <w:rPr>
@@ -6351,6 +7627,7 @@
         </w:rPr>
         <w:t>point.Rating</w:t>
       </w:r>
+      <w:proofErr w:type="spellEnd"/>
       <w:proofErr w:type="gramEnd"/>
       <w:r>
         <w:rPr>
@@ -6372,13 +7649,23 @@
           <w:lang w:val="en-US"/>
         </w:rPr>
       </w:pPr>
-      <w:r>
-        <w:rPr>
-          <w:rFonts w:cs="Times New Roman"/>
-          <w:szCs w:val="28"/>
-          <w:lang w:val="en-US"/>
-        </w:rPr>
-        <w:t>Console.WriteLine($</w:t>
+      <w:proofErr w:type="spellStart"/>
+      <w:r>
+        <w:rPr>
+          <w:rFonts w:cs="Times New Roman"/>
+          <w:szCs w:val="28"/>
+          <w:lang w:val="en-US"/>
+        </w:rPr>
+        <w:t>Console.WriteLine</w:t>
+      </w:r>
+      <w:proofErr w:type="spellEnd"/>
+      <w:r>
+        <w:rPr>
+          <w:rFonts w:cs="Times New Roman"/>
+          <w:szCs w:val="28"/>
+          <w:lang w:val="en-US"/>
+        </w:rPr>
+        <w:t>($</w:t>
       </w:r>
       <w:proofErr w:type="gramStart"/>
       <w:r>
@@ -6403,7 +7690,25 @@
           <w:szCs w:val="28"/>
           <w:lang w:val="en-US"/>
         </w:rPr>
-        <w:t>: {pointDescription.Content}");</w:t>
+        <w:t>: {</w:t>
+      </w:r>
+      <w:proofErr w:type="spellStart"/>
+      <w:r>
+        <w:rPr>
+          <w:rFonts w:cs="Times New Roman"/>
+          <w:szCs w:val="28"/>
+          <w:lang w:val="en-US"/>
+        </w:rPr>
+        <w:t>pointDescription.Content</w:t>
+      </w:r>
+      <w:proofErr w:type="spellEnd"/>
+      <w:r>
+        <w:rPr>
+          <w:rFonts w:cs="Times New Roman"/>
+          <w:szCs w:val="28"/>
+          <w:lang w:val="en-US"/>
+        </w:rPr>
+        <w:t>}");</w:t>
       </w:r>
     </w:p>
     <w:p>
@@ -6428,12 +7733,37 @@
           <w:szCs w:val="28"/>
         </w:rPr>
       </w:pPr>
-      <w:r>
-        <w:rPr>
-          <w:rFonts w:cs="Times New Roman"/>
-          <w:szCs w:val="28"/>
-        </w:rPr>
-        <w:t>Console.WriteLine("\nВсе точки на карте:");</w:t>
+      <w:proofErr w:type="spellStart"/>
+      <w:r>
+        <w:rPr>
+          <w:rFonts w:cs="Times New Roman"/>
+          <w:szCs w:val="28"/>
+        </w:rPr>
+        <w:t>Console.WriteLine</w:t>
+      </w:r>
+      <w:proofErr w:type="spellEnd"/>
+      <w:r>
+        <w:rPr>
+          <w:rFonts w:cs="Times New Roman"/>
+          <w:szCs w:val="28"/>
+        </w:rPr>
+        <w:t>("\</w:t>
+      </w:r>
+      <w:proofErr w:type="spellStart"/>
+      <w:r>
+        <w:rPr>
+          <w:rFonts w:cs="Times New Roman"/>
+          <w:szCs w:val="28"/>
+        </w:rPr>
+        <w:t>nВсе</w:t>
+      </w:r>
+      <w:proofErr w:type="spellEnd"/>
+      <w:r>
+        <w:rPr>
+          <w:rFonts w:cs="Times New Roman"/>
+          <w:szCs w:val="28"/>
+        </w:rPr>
+        <w:t xml:space="preserve"> точки на карте:");</w:t>
       </w:r>
     </w:p>
     <w:p>
@@ -6453,7 +7783,43 @@
           <w:szCs w:val="28"/>
           <w:lang w:val="en-US"/>
         </w:rPr>
-        <w:t>foreach (PointOfInterest p in mapService.All)</w:t>
+        <w:t>foreach (</w:t>
+      </w:r>
+      <w:proofErr w:type="spellStart"/>
+      <w:r>
+        <w:rPr>
+          <w:rFonts w:cs="Times New Roman"/>
+          <w:szCs w:val="28"/>
+          <w:lang w:val="en-US"/>
+        </w:rPr>
+        <w:t>PointOfInterest</w:t>
+      </w:r>
+      <w:proofErr w:type="spellEnd"/>
+      <w:r>
+        <w:rPr>
+          <w:rFonts w:cs="Times New Roman"/>
+          <w:szCs w:val="28"/>
+          <w:lang w:val="en-US"/>
+        </w:rPr>
+        <w:t xml:space="preserve"> p in </w:t>
+      </w:r>
+      <w:proofErr w:type="spellStart"/>
+      <w:r>
+        <w:rPr>
+          <w:rFonts w:cs="Times New Roman"/>
+          <w:szCs w:val="28"/>
+          <w:lang w:val="en-US"/>
+        </w:rPr>
+        <w:t>mapService.All</w:t>
+      </w:r>
+      <w:proofErr w:type="spellEnd"/>
+      <w:r>
+        <w:rPr>
+          <w:rFonts w:cs="Times New Roman"/>
+          <w:szCs w:val="28"/>
+          <w:lang w:val="en-US"/>
+        </w:rPr>
+        <w:t>)</w:t>
       </w:r>
     </w:p>
     <w:p>
@@ -6489,7 +7855,23 @@
           <w:rFonts w:cs="Times New Roman"/>
           <w:szCs w:val="28"/>
         </w:rPr>
-        <w:t xml:space="preserve">    Console.WriteLine(p);</w:t>
+        <w:t xml:space="preserve">    </w:t>
+      </w:r>
+      <w:proofErr w:type="spellStart"/>
+      <w:r>
+        <w:rPr>
+          <w:rFonts w:cs="Times New Roman"/>
+          <w:szCs w:val="28"/>
+        </w:rPr>
+        <w:t>Console.WriteLine</w:t>
+      </w:r>
+      <w:proofErr w:type="spellEnd"/>
+      <w:r>
+        <w:rPr>
+          <w:rFonts w:cs="Times New Roman"/>
+          <w:szCs w:val="28"/>
+        </w:rPr>
+        <w:t>(p);</w:t>
       </w:r>
     </w:p>
     <w:p>
@@ -6522,6 +7904,7 @@
       </w:pPr>
       <w:r>
         <w:rPr>
+          <w:noProof/>
           <w:szCs w:val="40"/>
           <w:lang w:val="en-US"/>
         </w:rPr>
@@ -6612,7 +7995,21 @@
         <w:rPr>
           <w:szCs w:val="40"/>
         </w:rPr>
-        <w:t>Абстрактная фабрика (IMapFactory) — задаёт семейство из двух взаимосвязанных продуктов: точки интереса и её текстового описания. Клиент выбирает фабрику один раз и дальше работает только через её интерфейс, не зная конкретных классов.</w:t>
+        <w:t>Абстрактная фабрика (</w:t>
+      </w:r>
+      <w:proofErr w:type="spellStart"/>
+      <w:r>
+        <w:rPr>
+          <w:szCs w:val="40"/>
+        </w:rPr>
+        <w:t>IMapFactory</w:t>
+      </w:r>
+      <w:proofErr w:type="spellEnd"/>
+      <w:r>
+        <w:rPr>
+          <w:szCs w:val="40"/>
+        </w:rPr>
+        <w:t>) — задаёт семейство из двух взаимосвязанных продуктов: точки интереса и её текстового описания. Клиент выбирает фабрику один раз и дальше работает только через её интерфейс, не зная конкретных классов.</w:t>
       </w:r>
     </w:p>
     <w:p>
@@ -6632,7 +8029,63 @@
         <w:rPr>
           <w:szCs w:val="40"/>
         </w:rPr>
-        <w:t xml:space="preserve">Фабричный метод — методы CreatePoi и CreateDescription в конкретных фабриках (TouristMapFactory, FoodMapFactory) являются фабричными методами: каждая фабрика сама решает, с какими </w:t>
+        <w:t xml:space="preserve">Фабричный метод — методы </w:t>
+      </w:r>
+      <w:proofErr w:type="spellStart"/>
+      <w:r>
+        <w:rPr>
+          <w:szCs w:val="40"/>
+        </w:rPr>
+        <w:t>CreatePoi</w:t>
+      </w:r>
+      <w:proofErr w:type="spellEnd"/>
+      <w:r>
+        <w:rPr>
+          <w:szCs w:val="40"/>
+        </w:rPr>
+        <w:t xml:space="preserve"> и </w:t>
+      </w:r>
+      <w:proofErr w:type="spellStart"/>
+      <w:r>
+        <w:rPr>
+          <w:szCs w:val="40"/>
+        </w:rPr>
+        <w:t>CreateDescription</w:t>
+      </w:r>
+      <w:proofErr w:type="spellEnd"/>
+      <w:r>
+        <w:rPr>
+          <w:szCs w:val="40"/>
+        </w:rPr>
+        <w:t xml:space="preserve"> в конкретных фабриках (</w:t>
+      </w:r>
+      <w:proofErr w:type="spellStart"/>
+      <w:r>
+        <w:rPr>
+          <w:szCs w:val="40"/>
+        </w:rPr>
+        <w:t>TouristMapFactory</w:t>
+      </w:r>
+      <w:proofErr w:type="spellEnd"/>
+      <w:r>
+        <w:rPr>
+          <w:szCs w:val="40"/>
+        </w:rPr>
+        <w:t xml:space="preserve">, </w:t>
+      </w:r>
+      <w:proofErr w:type="spellStart"/>
+      <w:r>
+        <w:rPr>
+          <w:szCs w:val="40"/>
+        </w:rPr>
+        <w:t>FoodMapFactory</w:t>
+      </w:r>
+      <w:proofErr w:type="spellEnd"/>
+      <w:r>
+        <w:rPr>
+          <w:szCs w:val="40"/>
+        </w:rPr>
+        <w:t xml:space="preserve">) являются фабричными методами: каждая фабрика сама решает, с какими </w:t>
       </w:r>
       <w:r>
         <w:rPr>
@@ -15531,6 +16984,7 @@
   <w:style w:type="character" w:default="1" w:styleId="a0">
     <w:name w:val="Default Paragraph Font"/>
     <w:uiPriority w:val="1"/>
+    <w:semiHidden/>
     <w:unhideWhenUsed/>
   </w:style>
   <w:style w:type="table" w:default="1" w:styleId="a1">
